--- a/output/StockQueen_DataPack_2026.docx
+++ b/output/StockQueen_DataPack_2026.docx
@@ -474,7 +474,7 @@
                 <w:sz w:val="18"/>
                 <w:szCs w:val="18"/>
               </w:rPr>
-              <w:t xml:space="preserve">Average OOS Sharpe Ratio (V4 Core)</w:t>
+              <w:t xml:space="preserve">Portfolio Avg OOS Sharpe (V4+MR Dual Strategy)</w:t>
             </w:r>
           </w:p>
         </w:tc>
@@ -509,7 +509,7 @@
                 <w:sz w:val="18"/>
                 <w:szCs w:val="18"/>
               </w:rPr>
-              <w:t xml:space="preserve">1.70</w:t>
+              <w:t xml:space="preserve">4.886</w:t>
             </w:r>
           </w:p>
         </w:tc>
@@ -616,7 +616,7 @@
                 <w:sz w:val="18"/>
                 <w:szCs w:val="18"/>
               </w:rPr>
-              <w:t xml:space="preserve">~60%</w:t>
+              <w:t xml:space="preserve">14.2%</w:t>
             </w:r>
           </w:p>
         </w:tc>
@@ -651,7 +651,7 @@
                 <w:sz w:val="18"/>
                 <w:szCs w:val="18"/>
               </w:rPr>
-              <w:t xml:space="preserve">~15%</w:t>
+              <w:t xml:space="preserve">~12%</w:t>
             </w:r>
           </w:p>
         </w:tc>
@@ -830,7 +830,7 @@
                 <w:sz w:val="18"/>
                 <w:szCs w:val="18"/>
               </w:rPr>
-              <w:t xml:space="preserve">447%</w:t>
+              <w:t xml:space="preserve">+94.3%</w:t>
             </w:r>
           </w:p>
         </w:tc>
@@ -1044,7 +1044,7 @@
                 <w:sz w:val="18"/>
                 <w:szCs w:val="18"/>
               </w:rPr>
-              <w:t xml:space="preserve">0.23 (Low)</w:t>
+              <w:t xml:space="preserve">0.26 (Low)</w:t>
             </w:r>
           </w:p>
         </w:tc>
@@ -3073,7 +3073,7 @@
           <w:sz w:val="20"/>
           <w:szCs w:val="20"/>
         </w:rPr>
-        <w:t xml:space="preserve">StockQueen V4 Decay Score: 0.23  →  Confirmed real edge, moderate and acceptable decay.</w:t>
+        <w:t xml:space="preserve">StockQueen V4 Decay Score: 0.26  →  Confirmed real edge, moderate and acceptable decay.</w:t>
       </w:r>
     </w:p>
     <w:p>
@@ -5040,13 +5040,12 @@
       </w:tblPr>
       <w:tblGrid>
         <w:gridCol w:w="600"/>
+        <w:gridCol w:w="800"/>
+        <w:gridCol w:w="2200"/>
         <w:gridCol w:w="1200"/>
-        <w:gridCol w:w="1000"/>
-        <w:gridCol w:w="2400"/>
-        <w:gridCol w:w="1000"/>
         <w:gridCol w:w="1100"/>
-        <w:gridCol w:w="1000"/>
-        <w:gridCol w:w="780"/>
+        <w:gridCol w:w="1680"/>
+        <w:gridCol w:w="1500"/>
       </w:tblGrid>
       <w:tr>
         <w:trPr>
@@ -5089,7 +5088,7 @@
         </w:tc>
         <w:tc>
           <w:tcPr>
-            <w:tcW w:type="dxa" w:w="1200"/>
+            <w:tcW w:type="dxa" w:w="800"/>
             <w:tcBorders>
               <w:top w:val="single" w:color="AACCDD" w:sz="4"/>
               <w:left w:val="single" w:color="AACCDD" w:sz="4"/>
@@ -5118,13 +5117,13 @@
                 <w:sz w:val="18"/>
                 <w:szCs w:val="18"/>
               </w:rPr>
-              <w:t xml:space="preserve">Training Period</w:t>
-            </w:r>
-          </w:p>
-        </w:tc>
-        <w:tc>
-          <w:tcPr>
-            <w:tcW w:type="dxa" w:w="1000"/>
+              <w:t xml:space="preserve">Year</w:t>
+            </w:r>
+          </w:p>
+        </w:tc>
+        <w:tc>
+          <w:tcPr>
+            <w:tcW w:type="dxa" w:w="2200"/>
             <w:tcBorders>
               <w:top w:val="single" w:color="AACCDD" w:sz="4"/>
               <w:left w:val="single" w:color="AACCDD" w:sz="4"/>
@@ -5153,13 +5152,13 @@
                 <w:sz w:val="18"/>
                 <w:szCs w:val="18"/>
               </w:rPr>
-              <w:t xml:space="preserve">Test Period</w:t>
-            </w:r>
-          </w:p>
-        </w:tc>
-        <w:tc>
-          <w:tcPr>
-            <w:tcW w:type="dxa" w:w="2400"/>
+              <w:t xml:space="preserve">Market Environment</w:t>
+            </w:r>
+          </w:p>
+        </w:tc>
+        <w:tc>
+          <w:tcPr>
+            <w:tcW w:type="dxa" w:w="1200"/>
             <w:tcBorders>
               <w:top w:val="single" w:color="AACCDD" w:sz="4"/>
               <w:left w:val="single" w:color="AACCDD" w:sz="4"/>
@@ -5188,13 +5187,13 @@
                 <w:sz w:val="18"/>
                 <w:szCs w:val="18"/>
               </w:rPr>
-              <w:t xml:space="preserve">Market Environment</w:t>
-            </w:r>
-          </w:p>
-        </w:tc>
-        <w:tc>
-          <w:tcPr>
-            <w:tcW w:type="dxa" w:w="1000"/>
+              <w:t xml:space="preserve">V4 OOS</w:t>
+            </w:r>
+          </w:p>
+        </w:tc>
+        <w:tc>
+          <w:tcPr>
+            <w:tcW w:type="dxa" w:w="1100"/>
             <w:tcBorders>
               <w:top w:val="single" w:color="AACCDD" w:sz="4"/>
               <w:left w:val="single" w:color="AACCDD" w:sz="4"/>
@@ -5223,13 +5222,13 @@
                 <w:sz w:val="18"/>
                 <w:szCs w:val="18"/>
               </w:rPr>
-              <w:t xml:space="preserve">IS Sharpe</w:t>
-            </w:r>
-          </w:p>
-        </w:tc>
-        <w:tc>
-          <w:tcPr>
-            <w:tcW w:type="dxa" w:w="1100"/>
+              <w:t xml:space="preserve">MR OOS</w:t>
+            </w:r>
+          </w:p>
+        </w:tc>
+        <w:tc>
+          <w:tcPr>
+            <w:tcW w:type="dxa" w:w="1680"/>
             <w:tcBorders>
               <w:top w:val="single" w:color="AACCDD" w:sz="4"/>
               <w:left w:val="single" w:color="AACCDD" w:sz="4"/>
@@ -5258,13 +5257,13 @@
                 <w:sz w:val="18"/>
                 <w:szCs w:val="18"/>
               </w:rPr>
-              <w:t xml:space="preserve">OOS Sharpe</w:t>
-            </w:r>
-          </w:p>
-        </w:tc>
-        <w:tc>
-          <w:tcPr>
-            <w:tcW w:type="dxa" w:w="1000"/>
+              <w:t xml:space="preserve">Portfolio OOS</w:t>
+            </w:r>
+          </w:p>
+        </w:tc>
+        <w:tc>
+          <w:tcPr>
+            <w:tcW w:type="dxa" w:w="1500"/>
             <w:tcBorders>
               <w:top w:val="single" w:color="AACCDD" w:sz="4"/>
               <w:left w:val="single" w:color="AACCDD" w:sz="4"/>
@@ -5293,20 +5292,1257 @@
                 <w:sz w:val="18"/>
                 <w:szCs w:val="18"/>
               </w:rPr>
-              <w:t xml:space="preserve">OOS Return</w:t>
-            </w:r>
-          </w:p>
-        </w:tc>
-        <w:tc>
-          <w:tcPr>
-            <w:tcW w:type="dxa" w:w="780"/>
-            <w:tcBorders>
-              <w:top w:val="single" w:color="AACCDD" w:sz="4"/>
-              <w:left w:val="single" w:color="AACCDD" w:sz="4"/>
-              <w:bottom w:val="single" w:color="AACCDD" w:sz="4"/>
-              <w:right w:val="single" w:color="AACCDD" w:sz="4"/>
-            </w:tcBorders>
-            <w:shd w:fill="D5E8F0" w:val="clear"/>
+              <w:t xml:space="preserve">Cumulative</w:t>
+            </w:r>
+          </w:p>
+        </w:tc>
+      </w:tr>
+      <w:tr>
+        <w:tc>
+          <w:tcPr>
+            <w:tcW w:type="dxa" w:w="600"/>
+            <w:tcBorders>
+              <w:top w:val="single" w:color="AACCDD" w:sz="4"/>
+              <w:left w:val="single" w:color="AACCDD" w:sz="4"/>
+              <w:bottom w:val="single" w:color="AACCDD" w:sz="4"/>
+              <w:right w:val="single" w:color="AACCDD" w:sz="4"/>
+            </w:tcBorders>
+            <w:shd w:fill="FFFFFF" w:val="clear"/>
+            <w:tcMar>
+              <w:top w:type="dxa" w:w="80"/>
+              <w:left w:type="dxa" w:w="120"/>
+              <w:bottom w:type="dxa" w:w="80"/>
+              <w:right w:type="dxa" w:w="120"/>
+            </w:tcMar>
+            <w:vAlign w:val="center"/>
+          </w:tcPr>
+          <w:p>
+            <w:pPr>
+              <w:spacing w:after="60" w:before="60"/>
+              <w:jc w:val="left"/>
+            </w:pPr>
+            <w:r>
+              <w:rPr>
+                <w:b w:val="false"/>
+                <w:bCs w:val="false"/>
+                <w:color w:val="333333"/>
+                <w:sz w:val="18"/>
+                <w:szCs w:val="18"/>
+              </w:rPr>
+              <w:t xml:space="preserve">W1</w:t>
+            </w:r>
+          </w:p>
+        </w:tc>
+        <w:tc>
+          <w:tcPr>
+            <w:tcW w:type="dxa" w:w="800"/>
+            <w:tcBorders>
+              <w:top w:val="single" w:color="AACCDD" w:sz="4"/>
+              <w:left w:val="single" w:color="AACCDD" w:sz="4"/>
+              <w:bottom w:val="single" w:color="AACCDD" w:sz="4"/>
+              <w:right w:val="single" w:color="AACCDD" w:sz="4"/>
+            </w:tcBorders>
+            <w:shd w:fill="FFFFFF" w:val="clear"/>
+            <w:tcMar>
+              <w:top w:type="dxa" w:w="80"/>
+              <w:left w:type="dxa" w:w="120"/>
+              <w:bottom w:type="dxa" w:w="80"/>
+              <w:right w:type="dxa" w:w="120"/>
+            </w:tcMar>
+            <w:vAlign w:val="center"/>
+          </w:tcPr>
+          <w:p>
+            <w:pPr>
+              <w:spacing w:after="60" w:before="60"/>
+              <w:jc w:val="left"/>
+            </w:pPr>
+            <w:r>
+              <w:rPr>
+                <w:b w:val="false"/>
+                <w:bCs w:val="false"/>
+                <w:color w:val="333333"/>
+                <w:sz w:val="18"/>
+                <w:szCs w:val="18"/>
+              </w:rPr>
+              <w:t xml:space="preserve">2020</w:t>
+            </w:r>
+          </w:p>
+        </w:tc>
+        <w:tc>
+          <w:tcPr>
+            <w:tcW w:type="dxa" w:w="2200"/>
+            <w:tcBorders>
+              <w:top w:val="single" w:color="AACCDD" w:sz="4"/>
+              <w:left w:val="single" w:color="AACCDD" w:sz="4"/>
+              <w:bottom w:val="single" w:color="AACCDD" w:sz="4"/>
+              <w:right w:val="single" w:color="AACCDD" w:sz="4"/>
+            </w:tcBorders>
+            <w:shd w:fill="FFFFFF" w:val="clear"/>
+            <w:tcMar>
+              <w:top w:type="dxa" w:w="80"/>
+              <w:left w:type="dxa" w:w="120"/>
+              <w:bottom w:type="dxa" w:w="80"/>
+              <w:right w:type="dxa" w:w="120"/>
+            </w:tcMar>
+            <w:vAlign w:val="center"/>
+          </w:tcPr>
+          <w:p>
+            <w:pPr>
+              <w:spacing w:after="60" w:before="60"/>
+              <w:jc w:val="left"/>
+            </w:pPr>
+            <w:r>
+              <w:rPr>
+                <w:b w:val="false"/>
+                <w:bCs w:val="false"/>
+                <w:color w:val="333333"/>
+                <w:sz w:val="18"/>
+                <w:szCs w:val="18"/>
+              </w:rPr>
+              <w:t xml:space="preserve">COVID crash+recovery</w:t>
+            </w:r>
+          </w:p>
+        </w:tc>
+        <w:tc>
+          <w:tcPr>
+            <w:tcW w:type="dxa" w:w="1200"/>
+            <w:tcBorders>
+              <w:top w:val="single" w:color="AACCDD" w:sz="4"/>
+              <w:left w:val="single" w:color="AACCDD" w:sz="4"/>
+              <w:bottom w:val="single" w:color="AACCDD" w:sz="4"/>
+              <w:right w:val="single" w:color="AACCDD" w:sz="4"/>
+            </w:tcBorders>
+            <w:shd w:fill="FFFFFF" w:val="clear"/>
+            <w:tcMar>
+              <w:top w:type="dxa" w:w="80"/>
+              <w:left w:type="dxa" w:w="120"/>
+              <w:bottom w:type="dxa" w:w="80"/>
+              <w:right w:type="dxa" w:w="120"/>
+            </w:tcMar>
+            <w:vAlign w:val="center"/>
+          </w:tcPr>
+          <w:p>
+            <w:pPr>
+              <w:spacing w:after="60" w:before="60"/>
+              <w:jc w:val="left"/>
+            </w:pPr>
+            <w:r>
+              <w:rPr>
+                <w:b w:val="false"/>
+                <w:bCs w:val="false"/>
+                <w:color w:val="333333"/>
+                <w:sz w:val="18"/>
+                <w:szCs w:val="18"/>
+              </w:rPr>
+              <w:t xml:space="preserve">1.86</w:t>
+            </w:r>
+          </w:p>
+        </w:tc>
+        <w:tc>
+          <w:tcPr>
+            <w:tcW w:type="dxa" w:w="1100"/>
+            <w:tcBorders>
+              <w:top w:val="single" w:color="AACCDD" w:sz="4"/>
+              <w:left w:val="single" w:color="AACCDD" w:sz="4"/>
+              <w:bottom w:val="single" w:color="AACCDD" w:sz="4"/>
+              <w:right w:val="single" w:color="AACCDD" w:sz="4"/>
+            </w:tcBorders>
+            <w:shd w:fill="FFFFFF" w:val="clear"/>
+            <w:tcMar>
+              <w:top w:type="dxa" w:w="80"/>
+              <w:left w:type="dxa" w:w="120"/>
+              <w:bottom w:type="dxa" w:w="80"/>
+              <w:right w:type="dxa" w:w="120"/>
+            </w:tcMar>
+            <w:vAlign w:val="center"/>
+          </w:tcPr>
+          <w:p>
+            <w:pPr>
+              <w:spacing w:after="60" w:before="60"/>
+              <w:jc w:val="left"/>
+            </w:pPr>
+            <w:r>
+              <w:rPr>
+                <w:b w:val="false"/>
+                <w:bCs w:val="false"/>
+                <w:color w:val="333333"/>
+                <w:sz w:val="18"/>
+                <w:szCs w:val="18"/>
+              </w:rPr>
+              <w:t xml:space="preserve">-0.60</w:t>
+            </w:r>
+          </w:p>
+        </w:tc>
+        <w:tc>
+          <w:tcPr>
+            <w:tcW w:type="dxa" w:w="1680"/>
+            <w:tcBorders>
+              <w:top w:val="single" w:color="AACCDD" w:sz="4"/>
+              <w:left w:val="single" w:color="AACCDD" w:sz="4"/>
+              <w:bottom w:val="single" w:color="AACCDD" w:sz="4"/>
+              <w:right w:val="single" w:color="AACCDD" w:sz="4"/>
+            </w:tcBorders>
+            <w:shd w:fill="FFFFFF" w:val="clear"/>
+            <w:tcMar>
+              <w:top w:type="dxa" w:w="80"/>
+              <w:left w:type="dxa" w:w="120"/>
+              <w:bottom w:type="dxa" w:w="80"/>
+              <w:right w:type="dxa" w:w="120"/>
+            </w:tcMar>
+            <w:vAlign w:val="center"/>
+          </w:tcPr>
+          <w:p>
+            <w:pPr>
+              <w:spacing w:after="60" w:before="60"/>
+              <w:jc w:val="left"/>
+            </w:pPr>
+            <w:r>
+              <w:rPr>
+                <w:b w:val="false"/>
+                <w:bCs w:val="false"/>
+                <w:color w:val="333333"/>
+                <w:sz w:val="18"/>
+                <w:szCs w:val="18"/>
+              </w:rPr>
+              <w:t xml:space="preserve">6.37</w:t>
+            </w:r>
+          </w:p>
+        </w:tc>
+        <w:tc>
+          <w:tcPr>
+            <w:tcW w:type="dxa" w:w="1500"/>
+            <w:tcBorders>
+              <w:top w:val="single" w:color="AACCDD" w:sz="4"/>
+              <w:left w:val="single" w:color="AACCDD" w:sz="4"/>
+              <w:bottom w:val="single" w:color="AACCDD" w:sz="4"/>
+              <w:right w:val="single" w:color="AACCDD" w:sz="4"/>
+            </w:tcBorders>
+            <w:shd w:fill="FFFFFF" w:val="clear"/>
+            <w:tcMar>
+              <w:top w:type="dxa" w:w="80"/>
+              <w:left w:type="dxa" w:w="120"/>
+              <w:bottom w:type="dxa" w:w="80"/>
+              <w:right w:type="dxa" w:w="120"/>
+            </w:tcMar>
+            <w:vAlign w:val="center"/>
+          </w:tcPr>
+          <w:p>
+            <w:pPr>
+              <w:spacing w:after="60" w:before="60"/>
+              <w:jc w:val="left"/>
+            </w:pPr>
+            <w:r>
+              <w:rPr>
+                <w:b w:val="false"/>
+                <w:bCs w:val="false"/>
+                <w:color w:val="333333"/>
+                <w:sz w:val="18"/>
+                <w:szCs w:val="18"/>
+              </w:rPr>
+              <w:t xml:space="preserve">+24.8%</w:t>
+            </w:r>
+          </w:p>
+        </w:tc>
+      </w:tr>
+      <w:tr>
+        <w:tc>
+          <w:tcPr>
+            <w:tcW w:type="dxa" w:w="600"/>
+            <w:tcBorders>
+              <w:top w:val="single" w:color="AACCDD" w:sz="4"/>
+              <w:left w:val="single" w:color="AACCDD" w:sz="4"/>
+              <w:bottom w:val="single" w:color="AACCDD" w:sz="4"/>
+              <w:right w:val="single" w:color="AACCDD" w:sz="4"/>
+            </w:tcBorders>
+            <w:shd w:fill="EEF5F9" w:val="clear"/>
+            <w:tcMar>
+              <w:top w:type="dxa" w:w="80"/>
+              <w:left w:type="dxa" w:w="120"/>
+              <w:bottom w:type="dxa" w:w="80"/>
+              <w:right w:type="dxa" w:w="120"/>
+            </w:tcMar>
+            <w:vAlign w:val="center"/>
+          </w:tcPr>
+          <w:p>
+            <w:pPr>
+              <w:spacing w:after="60" w:before="60"/>
+              <w:jc w:val="left"/>
+            </w:pPr>
+            <w:r>
+              <w:rPr>
+                <w:b w:val="false"/>
+                <w:bCs w:val="false"/>
+                <w:color w:val="333333"/>
+                <w:sz w:val="18"/>
+                <w:szCs w:val="18"/>
+              </w:rPr>
+              <w:t xml:space="preserve">W2</w:t>
+            </w:r>
+          </w:p>
+        </w:tc>
+        <w:tc>
+          <w:tcPr>
+            <w:tcW w:type="dxa" w:w="800"/>
+            <w:tcBorders>
+              <w:top w:val="single" w:color="AACCDD" w:sz="4"/>
+              <w:left w:val="single" w:color="AACCDD" w:sz="4"/>
+              <w:bottom w:val="single" w:color="AACCDD" w:sz="4"/>
+              <w:right w:val="single" w:color="AACCDD" w:sz="4"/>
+            </w:tcBorders>
+            <w:shd w:fill="EEF5F9" w:val="clear"/>
+            <w:tcMar>
+              <w:top w:type="dxa" w:w="80"/>
+              <w:left w:type="dxa" w:w="120"/>
+              <w:bottom w:type="dxa" w:w="80"/>
+              <w:right w:type="dxa" w:w="120"/>
+            </w:tcMar>
+            <w:vAlign w:val="center"/>
+          </w:tcPr>
+          <w:p>
+            <w:pPr>
+              <w:spacing w:after="60" w:before="60"/>
+              <w:jc w:val="left"/>
+            </w:pPr>
+            <w:r>
+              <w:rPr>
+                <w:b w:val="false"/>
+                <w:bCs w:val="false"/>
+                <w:color w:val="333333"/>
+                <w:sz w:val="18"/>
+                <w:szCs w:val="18"/>
+              </w:rPr>
+              <w:t xml:space="preserve">2021</w:t>
+            </w:r>
+          </w:p>
+        </w:tc>
+        <w:tc>
+          <w:tcPr>
+            <w:tcW w:type="dxa" w:w="2200"/>
+            <w:tcBorders>
+              <w:top w:val="single" w:color="AACCDD" w:sz="4"/>
+              <w:left w:val="single" w:color="AACCDD" w:sz="4"/>
+              <w:bottom w:val="single" w:color="AACCDD" w:sz="4"/>
+              <w:right w:val="single" w:color="AACCDD" w:sz="4"/>
+            </w:tcBorders>
+            <w:shd w:fill="EEF5F9" w:val="clear"/>
+            <w:tcMar>
+              <w:top w:type="dxa" w:w="80"/>
+              <w:left w:type="dxa" w:w="120"/>
+              <w:bottom w:type="dxa" w:w="80"/>
+              <w:right w:type="dxa" w:w="120"/>
+            </w:tcMar>
+            <w:vAlign w:val="center"/>
+          </w:tcPr>
+          <w:p>
+            <w:pPr>
+              <w:spacing w:after="60" w:before="60"/>
+              <w:jc w:val="left"/>
+            </w:pPr>
+            <w:r>
+              <w:rPr>
+                <w:b w:val="false"/>
+                <w:bCs w:val="false"/>
+                <w:color w:val="333333"/>
+                <w:sz w:val="18"/>
+                <w:szCs w:val="18"/>
+              </w:rPr>
+              <w:t xml:space="preserve">Meme bull market</w:t>
+            </w:r>
+          </w:p>
+        </w:tc>
+        <w:tc>
+          <w:tcPr>
+            <w:tcW w:type="dxa" w:w="1200"/>
+            <w:tcBorders>
+              <w:top w:val="single" w:color="AACCDD" w:sz="4"/>
+              <w:left w:val="single" w:color="AACCDD" w:sz="4"/>
+              <w:bottom w:val="single" w:color="AACCDD" w:sz="4"/>
+              <w:right w:val="single" w:color="AACCDD" w:sz="4"/>
+            </w:tcBorders>
+            <w:shd w:fill="EEF5F9" w:val="clear"/>
+            <w:tcMar>
+              <w:top w:type="dxa" w:w="80"/>
+              <w:left w:type="dxa" w:w="120"/>
+              <w:bottom w:type="dxa" w:w="80"/>
+              <w:right w:type="dxa" w:w="120"/>
+            </w:tcMar>
+            <w:vAlign w:val="center"/>
+          </w:tcPr>
+          <w:p>
+            <w:pPr>
+              <w:spacing w:after="60" w:before="60"/>
+              <w:jc w:val="left"/>
+            </w:pPr>
+            <w:r>
+              <w:rPr>
+                <w:b w:val="false"/>
+                <w:bCs w:val="false"/>
+                <w:color w:val="333333"/>
+                <w:sz w:val="18"/>
+                <w:szCs w:val="18"/>
+              </w:rPr>
+              <w:t xml:space="preserve">1.07</w:t>
+            </w:r>
+          </w:p>
+        </w:tc>
+        <w:tc>
+          <w:tcPr>
+            <w:tcW w:type="dxa" w:w="1100"/>
+            <w:tcBorders>
+              <w:top w:val="single" w:color="AACCDD" w:sz="4"/>
+              <w:left w:val="single" w:color="AACCDD" w:sz="4"/>
+              <w:bottom w:val="single" w:color="AACCDD" w:sz="4"/>
+              <w:right w:val="single" w:color="AACCDD" w:sz="4"/>
+            </w:tcBorders>
+            <w:shd w:fill="EEF5F9" w:val="clear"/>
+            <w:tcMar>
+              <w:top w:type="dxa" w:w="80"/>
+              <w:left w:type="dxa" w:w="120"/>
+              <w:bottom w:type="dxa" w:w="80"/>
+              <w:right w:type="dxa" w:w="120"/>
+            </w:tcMar>
+            <w:vAlign w:val="center"/>
+          </w:tcPr>
+          <w:p>
+            <w:pPr>
+              <w:spacing w:after="60" w:before="60"/>
+              <w:jc w:val="left"/>
+            </w:pPr>
+            <w:r>
+              <w:rPr>
+                <w:b w:val="false"/>
+                <w:bCs w:val="false"/>
+                <w:color w:val="333333"/>
+                <w:sz w:val="18"/>
+                <w:szCs w:val="18"/>
+              </w:rPr>
+              <w:t xml:space="preserve">+1.67</w:t>
+            </w:r>
+          </w:p>
+        </w:tc>
+        <w:tc>
+          <w:tcPr>
+            <w:tcW w:type="dxa" w:w="1680"/>
+            <w:tcBorders>
+              <w:top w:val="single" w:color="AACCDD" w:sz="4"/>
+              <w:left w:val="single" w:color="AACCDD" w:sz="4"/>
+              <w:bottom w:val="single" w:color="AACCDD" w:sz="4"/>
+              <w:right w:val="single" w:color="AACCDD" w:sz="4"/>
+            </w:tcBorders>
+            <w:shd w:fill="EEF5F9" w:val="clear"/>
+            <w:tcMar>
+              <w:top w:type="dxa" w:w="80"/>
+              <w:left w:type="dxa" w:w="120"/>
+              <w:bottom w:type="dxa" w:w="80"/>
+              <w:right w:type="dxa" w:w="120"/>
+            </w:tcMar>
+            <w:vAlign w:val="center"/>
+          </w:tcPr>
+          <w:p>
+            <w:pPr>
+              <w:spacing w:after="60" w:before="60"/>
+              <w:jc w:val="left"/>
+            </w:pPr>
+            <w:r>
+              <w:rPr>
+                <w:b w:val="false"/>
+                <w:bCs w:val="false"/>
+                <w:color w:val="333333"/>
+                <w:sz w:val="18"/>
+                <w:szCs w:val="18"/>
+              </w:rPr>
+              <w:t xml:space="preserve">3.67</w:t>
+            </w:r>
+          </w:p>
+        </w:tc>
+        <w:tc>
+          <w:tcPr>
+            <w:tcW w:type="dxa" w:w="1500"/>
+            <w:tcBorders>
+              <w:top w:val="single" w:color="AACCDD" w:sz="4"/>
+              <w:left w:val="single" w:color="AACCDD" w:sz="4"/>
+              <w:bottom w:val="single" w:color="AACCDD" w:sz="4"/>
+              <w:right w:val="single" w:color="AACCDD" w:sz="4"/>
+            </w:tcBorders>
+            <w:shd w:fill="EEF5F9" w:val="clear"/>
+            <w:tcMar>
+              <w:top w:type="dxa" w:w="80"/>
+              <w:left w:type="dxa" w:w="120"/>
+              <w:bottom w:type="dxa" w:w="80"/>
+              <w:right w:type="dxa" w:w="120"/>
+            </w:tcMar>
+            <w:vAlign w:val="center"/>
+          </w:tcPr>
+          <w:p>
+            <w:pPr>
+              <w:spacing w:after="60" w:before="60"/>
+              <w:jc w:val="left"/>
+            </w:pPr>
+            <w:r>
+              <w:rPr>
+                <w:b w:val="false"/>
+                <w:bCs w:val="false"/>
+                <w:color w:val="333333"/>
+                <w:sz w:val="18"/>
+                <w:szCs w:val="18"/>
+              </w:rPr>
+              <w:t xml:space="preserve">+11.9%</w:t>
+            </w:r>
+          </w:p>
+        </w:tc>
+      </w:tr>
+      <w:tr>
+        <w:tc>
+          <w:tcPr>
+            <w:tcW w:type="dxa" w:w="600"/>
+            <w:tcBorders>
+              <w:top w:val="single" w:color="AACCDD" w:sz="4"/>
+              <w:left w:val="single" w:color="AACCDD" w:sz="4"/>
+              <w:bottom w:val="single" w:color="AACCDD" w:sz="4"/>
+              <w:right w:val="single" w:color="AACCDD" w:sz="4"/>
+            </w:tcBorders>
+            <w:shd w:fill="FFFFFF" w:val="clear"/>
+            <w:tcMar>
+              <w:top w:type="dxa" w:w="80"/>
+              <w:left w:type="dxa" w:w="120"/>
+              <w:bottom w:type="dxa" w:w="80"/>
+              <w:right w:type="dxa" w:w="120"/>
+            </w:tcMar>
+            <w:vAlign w:val="center"/>
+          </w:tcPr>
+          <w:p>
+            <w:pPr>
+              <w:spacing w:after="60" w:before="60"/>
+              <w:jc w:val="left"/>
+            </w:pPr>
+            <w:r>
+              <w:rPr>
+                <w:b w:val="false"/>
+                <w:bCs w:val="false"/>
+                <w:color w:val="333333"/>
+                <w:sz w:val="18"/>
+                <w:szCs w:val="18"/>
+              </w:rPr>
+              <w:t xml:space="preserve">W3</w:t>
+            </w:r>
+          </w:p>
+        </w:tc>
+        <w:tc>
+          <w:tcPr>
+            <w:tcW w:type="dxa" w:w="800"/>
+            <w:tcBorders>
+              <w:top w:val="single" w:color="AACCDD" w:sz="4"/>
+              <w:left w:val="single" w:color="AACCDD" w:sz="4"/>
+              <w:bottom w:val="single" w:color="AACCDD" w:sz="4"/>
+              <w:right w:val="single" w:color="AACCDD" w:sz="4"/>
+            </w:tcBorders>
+            <w:shd w:fill="FFFFFF" w:val="clear"/>
+            <w:tcMar>
+              <w:top w:type="dxa" w:w="80"/>
+              <w:left w:type="dxa" w:w="120"/>
+              <w:bottom w:type="dxa" w:w="80"/>
+              <w:right w:type="dxa" w:w="120"/>
+            </w:tcMar>
+            <w:vAlign w:val="center"/>
+          </w:tcPr>
+          <w:p>
+            <w:pPr>
+              <w:spacing w:after="60" w:before="60"/>
+              <w:jc w:val="left"/>
+            </w:pPr>
+            <w:r>
+              <w:rPr>
+                <w:b w:val="false"/>
+                <w:bCs w:val="false"/>
+                <w:color w:val="333333"/>
+                <w:sz w:val="18"/>
+                <w:szCs w:val="18"/>
+              </w:rPr>
+              <w:t xml:space="preserve">2022</w:t>
+            </w:r>
+          </w:p>
+        </w:tc>
+        <w:tc>
+          <w:tcPr>
+            <w:tcW w:type="dxa" w:w="2200"/>
+            <w:tcBorders>
+              <w:top w:val="single" w:color="AACCDD" w:sz="4"/>
+              <w:left w:val="single" w:color="AACCDD" w:sz="4"/>
+              <w:bottom w:val="single" w:color="AACCDD" w:sz="4"/>
+              <w:right w:val="single" w:color="AACCDD" w:sz="4"/>
+            </w:tcBorders>
+            <w:shd w:fill="FFFFFF" w:val="clear"/>
+            <w:tcMar>
+              <w:top w:type="dxa" w:w="80"/>
+              <w:left w:type="dxa" w:w="120"/>
+              <w:bottom w:type="dxa" w:w="80"/>
+              <w:right w:type="dxa" w:w="120"/>
+            </w:tcMar>
+            <w:vAlign w:val="center"/>
+          </w:tcPr>
+          <w:p>
+            <w:pPr>
+              <w:spacing w:after="60" w:before="60"/>
+              <w:jc w:val="left"/>
+            </w:pPr>
+            <w:r>
+              <w:rPr>
+                <w:b w:val="false"/>
+                <w:bCs w:val="false"/>
+                <w:color w:val="333333"/>
+                <w:sz w:val="18"/>
+                <w:szCs w:val="18"/>
+              </w:rPr>
+              <w:t xml:space="preserve">Worst bear (Fed hikes)</w:t>
+            </w:r>
+          </w:p>
+        </w:tc>
+        <w:tc>
+          <w:tcPr>
+            <w:tcW w:type="dxa" w:w="1200"/>
+            <w:tcBorders>
+              <w:top w:val="single" w:color="AACCDD" w:sz="4"/>
+              <w:left w:val="single" w:color="AACCDD" w:sz="4"/>
+              <w:bottom w:val="single" w:color="AACCDD" w:sz="4"/>
+              <w:right w:val="single" w:color="AACCDD" w:sz="4"/>
+            </w:tcBorders>
+            <w:shd w:fill="FFFFFF" w:val="clear"/>
+            <w:tcMar>
+              <w:top w:type="dxa" w:w="80"/>
+              <w:left w:type="dxa" w:w="120"/>
+              <w:bottom w:type="dxa" w:w="80"/>
+              <w:right w:type="dxa" w:w="120"/>
+            </w:tcMar>
+            <w:vAlign w:val="center"/>
+          </w:tcPr>
+          <w:p>
+            <w:pPr>
+              <w:spacing w:after="60" w:before="60"/>
+              <w:jc w:val="left"/>
+            </w:pPr>
+            <w:r>
+              <w:rPr>
+                <w:b w:val="false"/>
+                <w:bCs w:val="false"/>
+                <w:color w:val="333333"/>
+                <w:sz w:val="18"/>
+                <w:szCs w:val="18"/>
+              </w:rPr>
+              <w:t xml:space="preserve">-0.12</w:t>
+            </w:r>
+          </w:p>
+        </w:tc>
+        <w:tc>
+          <w:tcPr>
+            <w:tcW w:type="dxa" w:w="1100"/>
+            <w:tcBorders>
+              <w:top w:val="single" w:color="AACCDD" w:sz="4"/>
+              <w:left w:val="single" w:color="AACCDD" w:sz="4"/>
+              <w:bottom w:val="single" w:color="AACCDD" w:sz="4"/>
+              <w:right w:val="single" w:color="AACCDD" w:sz="4"/>
+            </w:tcBorders>
+            <w:shd w:fill="FFFFFF" w:val="clear"/>
+            <w:tcMar>
+              <w:top w:type="dxa" w:w="80"/>
+              <w:left w:type="dxa" w:w="120"/>
+              <w:bottom w:type="dxa" w:w="80"/>
+              <w:right w:type="dxa" w:w="120"/>
+            </w:tcMar>
+            <w:vAlign w:val="center"/>
+          </w:tcPr>
+          <w:p>
+            <w:pPr>
+              <w:spacing w:after="60" w:before="60"/>
+              <w:jc w:val="left"/>
+            </w:pPr>
+            <w:r>
+              <w:rPr>
+                <w:b w:val="false"/>
+                <w:bCs w:val="false"/>
+                <w:color w:val="333333"/>
+                <w:sz w:val="18"/>
+                <w:szCs w:val="18"/>
+              </w:rPr>
+              <w:t xml:space="preserve">-0.56</w:t>
+            </w:r>
+          </w:p>
+        </w:tc>
+        <w:tc>
+          <w:tcPr>
+            <w:tcW w:type="dxa" w:w="1680"/>
+            <w:tcBorders>
+              <w:top w:val="single" w:color="AACCDD" w:sz="4"/>
+              <w:left w:val="single" w:color="AACCDD" w:sz="4"/>
+              <w:bottom w:val="single" w:color="AACCDD" w:sz="4"/>
+              <w:right w:val="single" w:color="AACCDD" w:sz="4"/>
+            </w:tcBorders>
+            <w:shd w:fill="FFFFFF" w:val="clear"/>
+            <w:tcMar>
+              <w:top w:type="dxa" w:w="80"/>
+              <w:left w:type="dxa" w:w="120"/>
+              <w:bottom w:type="dxa" w:w="80"/>
+              <w:right w:type="dxa" w:w="120"/>
+            </w:tcMar>
+            <w:vAlign w:val="center"/>
+          </w:tcPr>
+          <w:p>
+            <w:pPr>
+              <w:spacing w:after="60" w:before="60"/>
+              <w:jc w:val="left"/>
+            </w:pPr>
+            <w:r>
+              <w:rPr>
+                <w:b w:val="false"/>
+                <w:bCs w:val="false"/>
+                <w:color w:val="333333"/>
+                <w:sz w:val="18"/>
+                <w:szCs w:val="18"/>
+              </w:rPr>
+              <w:t xml:space="preserve">-0.255</w:t>
+            </w:r>
+          </w:p>
+        </w:tc>
+        <w:tc>
+          <w:tcPr>
+            <w:tcW w:type="dxa" w:w="1500"/>
+            <w:tcBorders>
+              <w:top w:val="single" w:color="AACCDD" w:sz="4"/>
+              <w:left w:val="single" w:color="AACCDD" w:sz="4"/>
+              <w:bottom w:val="single" w:color="AACCDD" w:sz="4"/>
+              <w:right w:val="single" w:color="AACCDD" w:sz="4"/>
+            </w:tcBorders>
+            <w:shd w:fill="FFFFFF" w:val="clear"/>
+            <w:tcMar>
+              <w:top w:type="dxa" w:w="80"/>
+              <w:left w:type="dxa" w:w="120"/>
+              <w:bottom w:type="dxa" w:w="80"/>
+              <w:right w:type="dxa" w:w="120"/>
+            </w:tcMar>
+            <w:vAlign w:val="center"/>
+          </w:tcPr>
+          <w:p>
+            <w:pPr>
+              <w:spacing w:after="60" w:before="60"/>
+              <w:jc w:val="left"/>
+            </w:pPr>
+            <w:r>
+              <w:rPr>
+                <w:b w:val="false"/>
+                <w:bCs w:val="false"/>
+                <w:color w:val="333333"/>
+                <w:sz w:val="18"/>
+                <w:szCs w:val="18"/>
+              </w:rPr>
+              <w:t xml:space="preserve">-1.3%</w:t>
+            </w:r>
+          </w:p>
+        </w:tc>
+      </w:tr>
+      <w:tr>
+        <w:tc>
+          <w:tcPr>
+            <w:tcW w:type="dxa" w:w="600"/>
+            <w:tcBorders>
+              <w:top w:val="single" w:color="AACCDD" w:sz="4"/>
+              <w:left w:val="single" w:color="AACCDD" w:sz="4"/>
+              <w:bottom w:val="single" w:color="AACCDD" w:sz="4"/>
+              <w:right w:val="single" w:color="AACCDD" w:sz="4"/>
+            </w:tcBorders>
+            <w:shd w:fill="EEF5F9" w:val="clear"/>
+            <w:tcMar>
+              <w:top w:type="dxa" w:w="80"/>
+              <w:left w:type="dxa" w:w="120"/>
+              <w:bottom w:type="dxa" w:w="80"/>
+              <w:right w:type="dxa" w:w="120"/>
+            </w:tcMar>
+            <w:vAlign w:val="center"/>
+          </w:tcPr>
+          <w:p>
+            <w:pPr>
+              <w:spacing w:after="60" w:before="60"/>
+              <w:jc w:val="left"/>
+            </w:pPr>
+            <w:r>
+              <w:rPr>
+                <w:b w:val="false"/>
+                <w:bCs w:val="false"/>
+                <w:color w:val="333333"/>
+                <w:sz w:val="18"/>
+                <w:szCs w:val="18"/>
+              </w:rPr>
+              <w:t xml:space="preserve">W4</w:t>
+            </w:r>
+          </w:p>
+        </w:tc>
+        <w:tc>
+          <w:tcPr>
+            <w:tcW w:type="dxa" w:w="800"/>
+            <w:tcBorders>
+              <w:top w:val="single" w:color="AACCDD" w:sz="4"/>
+              <w:left w:val="single" w:color="AACCDD" w:sz="4"/>
+              <w:bottom w:val="single" w:color="AACCDD" w:sz="4"/>
+              <w:right w:val="single" w:color="AACCDD" w:sz="4"/>
+            </w:tcBorders>
+            <w:shd w:fill="EEF5F9" w:val="clear"/>
+            <w:tcMar>
+              <w:top w:type="dxa" w:w="80"/>
+              <w:left w:type="dxa" w:w="120"/>
+              <w:bottom w:type="dxa" w:w="80"/>
+              <w:right w:type="dxa" w:w="120"/>
+            </w:tcMar>
+            <w:vAlign w:val="center"/>
+          </w:tcPr>
+          <w:p>
+            <w:pPr>
+              <w:spacing w:after="60" w:before="60"/>
+              <w:jc w:val="left"/>
+            </w:pPr>
+            <w:r>
+              <w:rPr>
+                <w:b w:val="false"/>
+                <w:bCs w:val="false"/>
+                <w:color w:val="333333"/>
+                <w:sz w:val="18"/>
+                <w:szCs w:val="18"/>
+              </w:rPr>
+              <w:t xml:space="preserve">2023</w:t>
+            </w:r>
+          </w:p>
+        </w:tc>
+        <w:tc>
+          <w:tcPr>
+            <w:tcW w:type="dxa" w:w="2200"/>
+            <w:tcBorders>
+              <w:top w:val="single" w:color="AACCDD" w:sz="4"/>
+              <w:left w:val="single" w:color="AACCDD" w:sz="4"/>
+              <w:bottom w:val="single" w:color="AACCDD" w:sz="4"/>
+              <w:right w:val="single" w:color="AACCDD" w:sz="4"/>
+            </w:tcBorders>
+            <w:shd w:fill="EEF5F9" w:val="clear"/>
+            <w:tcMar>
+              <w:top w:type="dxa" w:w="80"/>
+              <w:left w:type="dxa" w:w="120"/>
+              <w:bottom w:type="dxa" w:w="80"/>
+              <w:right w:type="dxa" w:w="120"/>
+            </w:tcMar>
+            <w:vAlign w:val="center"/>
+          </w:tcPr>
+          <w:p>
+            <w:pPr>
+              <w:spacing w:after="60" w:before="60"/>
+              <w:jc w:val="left"/>
+            </w:pPr>
+            <w:r>
+              <w:rPr>
+                <w:b w:val="false"/>
+                <w:bCs w:val="false"/>
+                <w:color w:val="333333"/>
+                <w:sz w:val="18"/>
+                <w:szCs w:val="18"/>
+              </w:rPr>
+              <w:t xml:space="preserve">AI recovery</w:t>
+            </w:r>
+          </w:p>
+        </w:tc>
+        <w:tc>
+          <w:tcPr>
+            <w:tcW w:type="dxa" w:w="1200"/>
+            <w:tcBorders>
+              <w:top w:val="single" w:color="AACCDD" w:sz="4"/>
+              <w:left w:val="single" w:color="AACCDD" w:sz="4"/>
+              <w:bottom w:val="single" w:color="AACCDD" w:sz="4"/>
+              <w:right w:val="single" w:color="AACCDD" w:sz="4"/>
+            </w:tcBorders>
+            <w:shd w:fill="EEF5F9" w:val="clear"/>
+            <w:tcMar>
+              <w:top w:type="dxa" w:w="80"/>
+              <w:left w:type="dxa" w:w="120"/>
+              <w:bottom w:type="dxa" w:w="80"/>
+              <w:right w:type="dxa" w:w="120"/>
+            </w:tcMar>
+            <w:vAlign w:val="center"/>
+          </w:tcPr>
+          <w:p>
+            <w:pPr>
+              <w:spacing w:after="60" w:before="60"/>
+              <w:jc w:val="left"/>
+            </w:pPr>
+            <w:r>
+              <w:rPr>
+                <w:b w:val="false"/>
+                <w:bCs w:val="false"/>
+                <w:color w:val="333333"/>
+                <w:sz w:val="18"/>
+                <w:szCs w:val="18"/>
+              </w:rPr>
+              <w:t xml:space="preserve">2.74</w:t>
+            </w:r>
+          </w:p>
+        </w:tc>
+        <w:tc>
+          <w:tcPr>
+            <w:tcW w:type="dxa" w:w="1100"/>
+            <w:tcBorders>
+              <w:top w:val="single" w:color="AACCDD" w:sz="4"/>
+              <w:left w:val="single" w:color="AACCDD" w:sz="4"/>
+              <w:bottom w:val="single" w:color="AACCDD" w:sz="4"/>
+              <w:right w:val="single" w:color="AACCDD" w:sz="4"/>
+            </w:tcBorders>
+            <w:shd w:fill="EEF5F9" w:val="clear"/>
+            <w:tcMar>
+              <w:top w:type="dxa" w:w="80"/>
+              <w:left w:type="dxa" w:w="120"/>
+              <w:bottom w:type="dxa" w:w="80"/>
+              <w:right w:type="dxa" w:w="120"/>
+            </w:tcMar>
+            <w:vAlign w:val="center"/>
+          </w:tcPr>
+          <w:p>
+            <w:pPr>
+              <w:spacing w:after="60" w:before="60"/>
+              <w:jc w:val="left"/>
+            </w:pPr>
+            <w:r>
+              <w:rPr>
+                <w:b w:val="false"/>
+                <w:bCs w:val="false"/>
+                <w:color w:val="333333"/>
+                <w:sz w:val="18"/>
+                <w:szCs w:val="18"/>
+              </w:rPr>
+              <w:t xml:space="preserve">+2.23</w:t>
+            </w:r>
+          </w:p>
+        </w:tc>
+        <w:tc>
+          <w:tcPr>
+            <w:tcW w:type="dxa" w:w="1680"/>
+            <w:tcBorders>
+              <w:top w:val="single" w:color="AACCDD" w:sz="4"/>
+              <w:left w:val="single" w:color="AACCDD" w:sz="4"/>
+              <w:bottom w:val="single" w:color="AACCDD" w:sz="4"/>
+              <w:right w:val="single" w:color="AACCDD" w:sz="4"/>
+            </w:tcBorders>
+            <w:shd w:fill="EEF5F9" w:val="clear"/>
+            <w:tcMar>
+              <w:top w:type="dxa" w:w="80"/>
+              <w:left w:type="dxa" w:w="120"/>
+              <w:bottom w:type="dxa" w:w="80"/>
+              <w:right w:type="dxa" w:w="120"/>
+            </w:tcMar>
+            <w:vAlign w:val="center"/>
+          </w:tcPr>
+          <w:p>
+            <w:pPr>
+              <w:spacing w:after="60" w:before="60"/>
+              <w:jc w:val="left"/>
+            </w:pPr>
+            <w:r>
+              <w:rPr>
+                <w:b w:val="false"/>
+                <w:bCs w:val="false"/>
+                <w:color w:val="333333"/>
+                <w:sz w:val="18"/>
+                <w:szCs w:val="18"/>
+              </w:rPr>
+              <w:t xml:space="preserve">11.17</w:t>
+            </w:r>
+          </w:p>
+        </w:tc>
+        <w:tc>
+          <w:tcPr>
+            <w:tcW w:type="dxa" w:w="1500"/>
+            <w:tcBorders>
+              <w:top w:val="single" w:color="AACCDD" w:sz="4"/>
+              <w:left w:val="single" w:color="AACCDD" w:sz="4"/>
+              <w:bottom w:val="single" w:color="AACCDD" w:sz="4"/>
+              <w:right w:val="single" w:color="AACCDD" w:sz="4"/>
+            </w:tcBorders>
+            <w:shd w:fill="EEF5F9" w:val="clear"/>
+            <w:tcMar>
+              <w:top w:type="dxa" w:w="80"/>
+              <w:left w:type="dxa" w:w="120"/>
+              <w:bottom w:type="dxa" w:w="80"/>
+              <w:right w:type="dxa" w:w="120"/>
+            </w:tcMar>
+            <w:vAlign w:val="center"/>
+          </w:tcPr>
+          <w:p>
+            <w:pPr>
+              <w:spacing w:after="60" w:before="60"/>
+              <w:jc w:val="left"/>
+            </w:pPr>
+            <w:r>
+              <w:rPr>
+                <w:b w:val="false"/>
+                <w:bCs w:val="false"/>
+                <w:color w:val="333333"/>
+                <w:sz w:val="18"/>
+                <w:szCs w:val="18"/>
+              </w:rPr>
+              <w:t xml:space="preserve">+26.1%</w:t>
+            </w:r>
+          </w:p>
+        </w:tc>
+      </w:tr>
+      <w:tr>
+        <w:tc>
+          <w:tcPr>
+            <w:tcW w:type="dxa" w:w="600"/>
+            <w:tcBorders>
+              <w:top w:val="single" w:color="AACCDD" w:sz="4"/>
+              <w:left w:val="single" w:color="AACCDD" w:sz="4"/>
+              <w:bottom w:val="single" w:color="AACCDD" w:sz="4"/>
+              <w:right w:val="single" w:color="AACCDD" w:sz="4"/>
+            </w:tcBorders>
+            <w:shd w:fill="FFFFFF" w:val="clear"/>
+            <w:tcMar>
+              <w:top w:type="dxa" w:w="80"/>
+              <w:left w:type="dxa" w:w="120"/>
+              <w:bottom w:type="dxa" w:w="80"/>
+              <w:right w:type="dxa" w:w="120"/>
+            </w:tcMar>
+            <w:vAlign w:val="center"/>
+          </w:tcPr>
+          <w:p>
+            <w:pPr>
+              <w:spacing w:after="60" w:before="60"/>
+              <w:jc w:val="left"/>
+            </w:pPr>
+            <w:r>
+              <w:rPr>
+                <w:b w:val="false"/>
+                <w:bCs w:val="false"/>
+                <w:color w:val="333333"/>
+                <w:sz w:val="18"/>
+                <w:szCs w:val="18"/>
+              </w:rPr>
+              <w:t xml:space="preserve">W5</w:t>
+            </w:r>
+          </w:p>
+        </w:tc>
+        <w:tc>
+          <w:tcPr>
+            <w:tcW w:type="dxa" w:w="800"/>
+            <w:tcBorders>
+              <w:top w:val="single" w:color="AACCDD" w:sz="4"/>
+              <w:left w:val="single" w:color="AACCDD" w:sz="4"/>
+              <w:bottom w:val="single" w:color="AACCDD" w:sz="4"/>
+              <w:right w:val="single" w:color="AACCDD" w:sz="4"/>
+            </w:tcBorders>
+            <w:shd w:fill="FFFFFF" w:val="clear"/>
+            <w:tcMar>
+              <w:top w:type="dxa" w:w="80"/>
+              <w:left w:type="dxa" w:w="120"/>
+              <w:bottom w:type="dxa" w:w="80"/>
+              <w:right w:type="dxa" w:w="120"/>
+            </w:tcMar>
+            <w:vAlign w:val="center"/>
+          </w:tcPr>
+          <w:p>
+            <w:pPr>
+              <w:spacing w:after="60" w:before="60"/>
+              <w:jc w:val="left"/>
+            </w:pPr>
+            <w:r>
+              <w:rPr>
+                <w:b w:val="false"/>
+                <w:bCs w:val="false"/>
+                <w:color w:val="333333"/>
+                <w:sz w:val="18"/>
+                <w:szCs w:val="18"/>
+              </w:rPr>
+              <w:t xml:space="preserve">2024</w:t>
+            </w:r>
+          </w:p>
+        </w:tc>
+        <w:tc>
+          <w:tcPr>
+            <w:tcW w:type="dxa" w:w="2200"/>
+            <w:tcBorders>
+              <w:top w:val="single" w:color="AACCDD" w:sz="4"/>
+              <w:left w:val="single" w:color="AACCDD" w:sz="4"/>
+              <w:bottom w:val="single" w:color="AACCDD" w:sz="4"/>
+              <w:right w:val="single" w:color="AACCDD" w:sz="4"/>
+            </w:tcBorders>
+            <w:shd w:fill="FFFFFF" w:val="clear"/>
+            <w:tcMar>
+              <w:top w:type="dxa" w:w="80"/>
+              <w:left w:type="dxa" w:w="120"/>
+              <w:bottom w:type="dxa" w:w="80"/>
+              <w:right w:type="dxa" w:w="120"/>
+            </w:tcMar>
+            <w:vAlign w:val="center"/>
+          </w:tcPr>
+          <w:p>
+            <w:pPr>
+              <w:spacing w:after="60" w:before="60"/>
+              <w:jc w:val="left"/>
+            </w:pPr>
+            <w:r>
+              <w:rPr>
+                <w:b w:val="false"/>
+                <w:bCs w:val="false"/>
+                <w:color w:val="333333"/>
+                <w:sz w:val="18"/>
+                <w:szCs w:val="18"/>
+              </w:rPr>
+              <w:t xml:space="preserve">AI bull</w:t>
+            </w:r>
+          </w:p>
+        </w:tc>
+        <w:tc>
+          <w:tcPr>
+            <w:tcW w:type="dxa" w:w="1200"/>
+            <w:tcBorders>
+              <w:top w:val="single" w:color="AACCDD" w:sz="4"/>
+              <w:left w:val="single" w:color="AACCDD" w:sz="4"/>
+              <w:bottom w:val="single" w:color="AACCDD" w:sz="4"/>
+              <w:right w:val="single" w:color="AACCDD" w:sz="4"/>
+            </w:tcBorders>
+            <w:shd w:fill="FFFFFF" w:val="clear"/>
+            <w:tcMar>
+              <w:top w:type="dxa" w:w="80"/>
+              <w:left w:type="dxa" w:w="120"/>
+              <w:bottom w:type="dxa" w:w="80"/>
+              <w:right w:type="dxa" w:w="120"/>
+            </w:tcMar>
+            <w:vAlign w:val="center"/>
+          </w:tcPr>
+          <w:p>
+            <w:pPr>
+              <w:spacing w:after="60" w:before="60"/>
+              <w:jc w:val="left"/>
+            </w:pPr>
+            <w:r>
+              <w:rPr>
+                <w:b w:val="false"/>
+                <w:bCs w:val="false"/>
+                <w:color w:val="333333"/>
+                <w:sz w:val="18"/>
+                <w:szCs w:val="18"/>
+              </w:rPr>
+              <w:t xml:space="preserve">1.27</w:t>
+            </w:r>
+          </w:p>
+        </w:tc>
+        <w:tc>
+          <w:tcPr>
+            <w:tcW w:type="dxa" w:w="1100"/>
+            <w:tcBorders>
+              <w:top w:val="single" w:color="AACCDD" w:sz="4"/>
+              <w:left w:val="single" w:color="AACCDD" w:sz="4"/>
+              <w:bottom w:val="single" w:color="AACCDD" w:sz="4"/>
+              <w:right w:val="single" w:color="AACCDD" w:sz="4"/>
+            </w:tcBorders>
+            <w:shd w:fill="FFFFFF" w:val="clear"/>
+            <w:tcMar>
+              <w:top w:type="dxa" w:w="80"/>
+              <w:left w:type="dxa" w:w="120"/>
+              <w:bottom w:type="dxa" w:w="80"/>
+              <w:right w:type="dxa" w:w="120"/>
+            </w:tcMar>
+            <w:vAlign w:val="center"/>
+          </w:tcPr>
+          <w:p>
+            <w:pPr>
+              <w:spacing w:after="60" w:before="60"/>
+              <w:jc w:val="left"/>
+            </w:pPr>
+            <w:r>
+              <w:rPr>
+                <w:b w:val="false"/>
+                <w:bCs w:val="false"/>
+                <w:color w:val="333333"/>
+                <w:sz w:val="18"/>
+                <w:szCs w:val="18"/>
+              </w:rPr>
+              <w:t xml:space="preserve">+2.06</w:t>
+            </w:r>
+          </w:p>
+        </w:tc>
+        <w:tc>
+          <w:tcPr>
+            <w:tcW w:type="dxa" w:w="1680"/>
+            <w:tcBorders>
+              <w:top w:val="single" w:color="AACCDD" w:sz="4"/>
+              <w:left w:val="single" w:color="AACCDD" w:sz="4"/>
+              <w:bottom w:val="single" w:color="AACCDD" w:sz="4"/>
+              <w:right w:val="single" w:color="AACCDD" w:sz="4"/>
+            </w:tcBorders>
+            <w:shd w:fill="FFFFFF" w:val="clear"/>
+            <w:tcMar>
+              <w:top w:type="dxa" w:w="80"/>
+              <w:left w:type="dxa" w:w="120"/>
+              <w:bottom w:type="dxa" w:w="80"/>
+              <w:right w:type="dxa" w:w="120"/>
+            </w:tcMar>
+            <w:vAlign w:val="center"/>
+          </w:tcPr>
+          <w:p>
+            <w:pPr>
+              <w:spacing w:after="60" w:before="60"/>
+              <w:jc w:val="left"/>
+            </w:pPr>
+            <w:r>
+              <w:rPr>
+                <w:b w:val="false"/>
+                <w:bCs w:val="false"/>
+                <w:color w:val="333333"/>
+                <w:sz w:val="18"/>
+                <w:szCs w:val="18"/>
+              </w:rPr>
+              <w:t xml:space="preserve">3.47</w:t>
+            </w:r>
+          </w:p>
+        </w:tc>
+        <w:tc>
+          <w:tcPr>
+            <w:tcW w:type="dxa" w:w="1500"/>
+            <w:tcBorders>
+              <w:top w:val="single" w:color="AACCDD" w:sz="4"/>
+              <w:left w:val="single" w:color="AACCDD" w:sz="4"/>
+              <w:bottom w:val="single" w:color="AACCDD" w:sz="4"/>
+              <w:right w:val="single" w:color="AACCDD" w:sz="4"/>
+            </w:tcBorders>
+            <w:shd w:fill="FFFFFF" w:val="clear"/>
+            <w:tcMar>
+              <w:top w:type="dxa" w:w="80"/>
+              <w:left w:type="dxa" w:w="120"/>
+              <w:bottom w:type="dxa" w:w="80"/>
+              <w:right w:type="dxa" w:w="120"/>
+            </w:tcMar>
+            <w:vAlign w:val="center"/>
+          </w:tcPr>
+          <w:p>
+            <w:pPr>
+              <w:spacing w:after="60" w:before="60"/>
+              <w:jc w:val="left"/>
+            </w:pPr>
+            <w:r>
+              <w:rPr>
+                <w:b w:val="false"/>
+                <w:bCs w:val="false"/>
+                <w:color w:val="333333"/>
+                <w:sz w:val="18"/>
+                <w:szCs w:val="18"/>
+              </w:rPr>
+              <w:t xml:space="preserve">+11.8%</w:t>
+            </w:r>
+          </w:p>
+        </w:tc>
+      </w:tr>
+      <w:tr>
+        <w:tc>
+          <w:tcPr>
+            <w:tcW w:type="dxa" w:w="600"/>
+            <w:tcBorders>
+              <w:top w:val="single" w:color="AACCDD" w:sz="4"/>
+              <w:left w:val="single" w:color="AACCDD" w:sz="4"/>
+              <w:bottom w:val="single" w:color="AACCDD" w:sz="4"/>
+              <w:right w:val="single" w:color="AACCDD" w:sz="4"/>
+            </w:tcBorders>
+            <w:shd w:fill="EEF5F9" w:val="clear"/>
             <w:tcMar>
               <w:top w:type="dxa" w:w="80"/>
               <w:left w:type="dxa" w:w="120"/>
@@ -5324,1429 +6560,87 @@
               <w:rPr>
                 <w:b/>
                 <w:bCs/>
-                <w:color w:val="1a2744"/>
-                <w:sz w:val="18"/>
-                <w:szCs w:val="18"/>
-              </w:rPr>
-              <w:t xml:space="preserve">Decay</w:t>
-            </w:r>
-          </w:p>
-        </w:tc>
-      </w:tr>
-      <w:tr>
-        <w:tc>
-          <w:tcPr>
-            <w:tcW w:type="dxa" w:w="600"/>
-            <w:tcBorders>
-              <w:top w:val="single" w:color="AACCDD" w:sz="4"/>
-              <w:left w:val="single" w:color="AACCDD" w:sz="4"/>
-              <w:bottom w:val="single" w:color="AACCDD" w:sz="4"/>
-              <w:right w:val="single" w:color="AACCDD" w:sz="4"/>
-            </w:tcBorders>
-            <w:shd w:fill="FFFFFF" w:val="clear"/>
-            <w:tcMar>
-              <w:top w:type="dxa" w:w="80"/>
-              <w:left w:type="dxa" w:w="120"/>
-              <w:bottom w:type="dxa" w:w="80"/>
-              <w:right w:type="dxa" w:w="120"/>
-            </w:tcMar>
-            <w:vAlign w:val="center"/>
-          </w:tcPr>
-          <w:p>
-            <w:pPr>
-              <w:spacing w:after="60" w:before="60"/>
-              <w:jc w:val="left"/>
-            </w:pPr>
-            <w:r>
-              <w:rPr>
-                <w:b w:val="false"/>
-                <w:bCs w:val="false"/>
-                <w:color w:val="333333"/>
-                <w:sz w:val="18"/>
-                <w:szCs w:val="18"/>
-              </w:rPr>
-              <w:t xml:space="preserve">W1</w:t>
+                <w:color w:val="333333"/>
+                <w:sz w:val="18"/>
+                <w:szCs w:val="18"/>
+              </w:rPr>
+              <w:t xml:space="preserve">Average</w:t>
+            </w:r>
+          </w:p>
+        </w:tc>
+        <w:tc>
+          <w:tcPr>
+            <w:tcW w:type="dxa" w:w="800"/>
+            <w:tcBorders>
+              <w:top w:val="single" w:color="AACCDD" w:sz="4"/>
+              <w:left w:val="single" w:color="AACCDD" w:sz="4"/>
+              <w:bottom w:val="single" w:color="AACCDD" w:sz="4"/>
+              <w:right w:val="single" w:color="AACCDD" w:sz="4"/>
+            </w:tcBorders>
+            <w:shd w:fill="EEF5F9" w:val="clear"/>
+            <w:tcMar>
+              <w:top w:type="dxa" w:w="80"/>
+              <w:left w:type="dxa" w:w="120"/>
+              <w:bottom w:type="dxa" w:w="80"/>
+              <w:right w:type="dxa" w:w="120"/>
+            </w:tcMar>
+            <w:vAlign w:val="center"/>
+          </w:tcPr>
+          <w:p>
+            <w:pPr>
+              <w:spacing w:after="60" w:before="60"/>
+              <w:jc w:val="left"/>
+            </w:pPr>
+            <w:r>
+              <w:rPr>
+                <w:b w:val="false"/>
+                <w:bCs w:val="false"/>
+                <w:color w:val="333333"/>
+                <w:sz w:val="18"/>
+                <w:szCs w:val="18"/>
+              </w:rPr>
+              <w:t xml:space="preserve">5 windows</w:t>
+            </w:r>
+          </w:p>
+        </w:tc>
+        <w:tc>
+          <w:tcPr>
+            <w:tcW w:type="dxa" w:w="2200"/>
+            <w:tcBorders>
+              <w:top w:val="single" w:color="AACCDD" w:sz="4"/>
+              <w:left w:val="single" w:color="AACCDD" w:sz="4"/>
+              <w:bottom w:val="single" w:color="AACCDD" w:sz="4"/>
+              <w:right w:val="single" w:color="AACCDD" w:sz="4"/>
+            </w:tcBorders>
+            <w:shd w:fill="EEF5F9" w:val="clear"/>
+            <w:tcMar>
+              <w:top w:type="dxa" w:w="80"/>
+              <w:left w:type="dxa" w:w="120"/>
+              <w:bottom w:type="dxa" w:w="80"/>
+              <w:right w:type="dxa" w:w="120"/>
+            </w:tcMar>
+            <w:vAlign w:val="center"/>
+          </w:tcPr>
+          <w:p>
+            <w:pPr>
+              <w:spacing w:after="60" w:before="60"/>
+              <w:jc w:val="left"/>
+            </w:pPr>
+            <w:r>
+              <w:rPr>
+                <w:b w:val="false"/>
+                <w:bCs w:val="false"/>
+                <w:color w:val="333333"/>
+                <w:sz w:val="18"/>
+                <w:szCs w:val="18"/>
+              </w:rPr>
+              <w:t xml:space="preserve">2020–2024</w:t>
             </w:r>
           </w:p>
         </w:tc>
         <w:tc>
           <w:tcPr>
             <w:tcW w:type="dxa" w:w="1200"/>
-            <w:tcBorders>
-              <w:top w:val="single" w:color="AACCDD" w:sz="4"/>
-              <w:left w:val="single" w:color="AACCDD" w:sz="4"/>
-              <w:bottom w:val="single" w:color="AACCDD" w:sz="4"/>
-              <w:right w:val="single" w:color="AACCDD" w:sz="4"/>
-            </w:tcBorders>
-            <w:shd w:fill="FFFFFF" w:val="clear"/>
-            <w:tcMar>
-              <w:top w:type="dxa" w:w="80"/>
-              <w:left w:type="dxa" w:w="120"/>
-              <w:bottom w:type="dxa" w:w="80"/>
-              <w:right w:type="dxa" w:w="120"/>
-            </w:tcMar>
-            <w:vAlign w:val="center"/>
-          </w:tcPr>
-          <w:p>
-            <w:pPr>
-              <w:spacing w:after="60" w:before="60"/>
-              <w:jc w:val="left"/>
-            </w:pPr>
-            <w:r>
-              <w:rPr>
-                <w:b w:val="false"/>
-                <w:bCs w:val="false"/>
-                <w:color w:val="333333"/>
-                <w:sz w:val="18"/>
-                <w:szCs w:val="18"/>
-              </w:rPr>
-              <w:t xml:space="preserve">2018–2019</w:t>
-            </w:r>
-          </w:p>
-        </w:tc>
-        <w:tc>
-          <w:tcPr>
-            <w:tcW w:type="dxa" w:w="1000"/>
-            <w:tcBorders>
-              <w:top w:val="single" w:color="AACCDD" w:sz="4"/>
-              <w:left w:val="single" w:color="AACCDD" w:sz="4"/>
-              <w:bottom w:val="single" w:color="AACCDD" w:sz="4"/>
-              <w:right w:val="single" w:color="AACCDD" w:sz="4"/>
-            </w:tcBorders>
-            <w:shd w:fill="FFFFFF" w:val="clear"/>
-            <w:tcMar>
-              <w:top w:type="dxa" w:w="80"/>
-              <w:left w:type="dxa" w:w="120"/>
-              <w:bottom w:type="dxa" w:w="80"/>
-              <w:right w:type="dxa" w:w="120"/>
-            </w:tcMar>
-            <w:vAlign w:val="center"/>
-          </w:tcPr>
-          <w:p>
-            <w:pPr>
-              <w:spacing w:after="60" w:before="60"/>
-              <w:jc w:val="left"/>
-            </w:pPr>
-            <w:r>
-              <w:rPr>
-                <w:b w:val="false"/>
-                <w:bCs w:val="false"/>
-                <w:color w:val="333333"/>
-                <w:sz w:val="18"/>
-                <w:szCs w:val="18"/>
-              </w:rPr>
-              <w:t xml:space="preserve">2020</w:t>
-            </w:r>
-          </w:p>
-        </w:tc>
-        <w:tc>
-          <w:tcPr>
-            <w:tcW w:type="dxa" w:w="2400"/>
-            <w:tcBorders>
-              <w:top w:val="single" w:color="AACCDD" w:sz="4"/>
-              <w:left w:val="single" w:color="AACCDD" w:sz="4"/>
-              <w:bottom w:val="single" w:color="AACCDD" w:sz="4"/>
-              <w:right w:val="single" w:color="AACCDD" w:sz="4"/>
-            </w:tcBorders>
-            <w:shd w:fill="FFFFFF" w:val="clear"/>
-            <w:tcMar>
-              <w:top w:type="dxa" w:w="80"/>
-              <w:left w:type="dxa" w:w="120"/>
-              <w:bottom w:type="dxa" w:w="80"/>
-              <w:right w:type="dxa" w:w="120"/>
-            </w:tcMar>
-            <w:vAlign w:val="center"/>
-          </w:tcPr>
-          <w:p>
-            <w:pPr>
-              <w:spacing w:after="60" w:before="60"/>
-              <w:jc w:val="left"/>
-            </w:pPr>
-            <w:r>
-              <w:rPr>
-                <w:b w:val="false"/>
-                <w:bCs w:val="false"/>
-                <w:color w:val="333333"/>
-                <w:sz w:val="18"/>
-                <w:szCs w:val="18"/>
-              </w:rPr>
-              <w:t xml:space="preserve">COVID Crash + Recovery</w:t>
-            </w:r>
-          </w:p>
-        </w:tc>
-        <w:tc>
-          <w:tcPr>
-            <w:tcW w:type="dxa" w:w="1000"/>
-            <w:tcBorders>
-              <w:top w:val="single" w:color="AACCDD" w:sz="4"/>
-              <w:left w:val="single" w:color="AACCDD" w:sz="4"/>
-              <w:bottom w:val="single" w:color="AACCDD" w:sz="4"/>
-              <w:right w:val="single" w:color="AACCDD" w:sz="4"/>
-            </w:tcBorders>
-            <w:shd w:fill="FFFFFF" w:val="clear"/>
-            <w:tcMar>
-              <w:top w:type="dxa" w:w="80"/>
-              <w:left w:type="dxa" w:w="120"/>
-              <w:bottom w:type="dxa" w:w="80"/>
-              <w:right w:type="dxa" w:w="120"/>
-            </w:tcMar>
-            <w:vAlign w:val="center"/>
-          </w:tcPr>
-          <w:p>
-            <w:pPr>
-              <w:spacing w:after="60" w:before="60"/>
-              <w:jc w:val="left"/>
-            </w:pPr>
-            <w:r>
-              <w:rPr>
-                <w:b w:val="false"/>
-                <w:bCs w:val="false"/>
-                <w:color w:val="333333"/>
-                <w:sz w:val="18"/>
-                <w:szCs w:val="18"/>
-              </w:rPr>
-              <w:t xml:space="preserve">2.17</w:t>
-            </w:r>
-          </w:p>
-        </w:tc>
-        <w:tc>
-          <w:tcPr>
-            <w:tcW w:type="dxa" w:w="1100"/>
-            <w:tcBorders>
-              <w:top w:val="single" w:color="AACCDD" w:sz="4"/>
-              <w:left w:val="single" w:color="AACCDD" w:sz="4"/>
-              <w:bottom w:val="single" w:color="AACCDD" w:sz="4"/>
-              <w:right w:val="single" w:color="AACCDD" w:sz="4"/>
-            </w:tcBorders>
-            <w:shd w:fill="FFFFFF" w:val="clear"/>
-            <w:tcMar>
-              <w:top w:type="dxa" w:w="80"/>
-              <w:left w:type="dxa" w:w="120"/>
-              <w:bottom w:type="dxa" w:w="80"/>
-              <w:right w:type="dxa" w:w="120"/>
-            </w:tcMar>
-            <w:vAlign w:val="center"/>
-          </w:tcPr>
-          <w:p>
-            <w:pPr>
-              <w:spacing w:after="60" w:before="60"/>
-              <w:jc w:val="left"/>
-            </w:pPr>
-            <w:r>
-              <w:rPr>
-                <w:b w:val="false"/>
-                <w:bCs w:val="false"/>
-                <w:color w:val="333333"/>
-                <w:sz w:val="18"/>
-                <w:szCs w:val="18"/>
-              </w:rPr>
-              <w:t xml:space="preserve">1.88</w:t>
-            </w:r>
-          </w:p>
-        </w:tc>
-        <w:tc>
-          <w:tcPr>
-            <w:tcW w:type="dxa" w:w="1000"/>
-            <w:tcBorders>
-              <w:top w:val="single" w:color="AACCDD" w:sz="4"/>
-              <w:left w:val="single" w:color="AACCDD" w:sz="4"/>
-              <w:bottom w:val="single" w:color="AACCDD" w:sz="4"/>
-              <w:right w:val="single" w:color="AACCDD" w:sz="4"/>
-            </w:tcBorders>
-            <w:shd w:fill="FFFFFF" w:val="clear"/>
-            <w:tcMar>
-              <w:top w:type="dxa" w:w="80"/>
-              <w:left w:type="dxa" w:w="120"/>
-              <w:bottom w:type="dxa" w:w="80"/>
-              <w:right w:type="dxa" w:w="120"/>
-            </w:tcMar>
-            <w:vAlign w:val="center"/>
-          </w:tcPr>
-          <w:p>
-            <w:pPr>
-              <w:spacing w:after="60" w:before="60"/>
-              <w:jc w:val="left"/>
-            </w:pPr>
-            <w:r>
-              <w:rPr>
-                <w:b w:val="false"/>
-                <w:bCs w:val="false"/>
-                <w:color w:val="333333"/>
-                <w:sz w:val="18"/>
-                <w:szCs w:val="18"/>
-              </w:rPr>
-              <w:t xml:space="preserve">+99.5%</w:t>
-            </w:r>
-          </w:p>
-        </w:tc>
-        <w:tc>
-          <w:tcPr>
-            <w:tcW w:type="dxa" w:w="780"/>
-            <w:tcBorders>
-              <w:top w:val="single" w:color="AACCDD" w:sz="4"/>
-              <w:left w:val="single" w:color="AACCDD" w:sz="4"/>
-              <w:bottom w:val="single" w:color="AACCDD" w:sz="4"/>
-              <w:right w:val="single" w:color="AACCDD" w:sz="4"/>
-            </w:tcBorders>
-            <w:shd w:fill="FFFFFF" w:val="clear"/>
-            <w:tcMar>
-              <w:top w:type="dxa" w:w="80"/>
-              <w:left w:type="dxa" w:w="120"/>
-              <w:bottom w:type="dxa" w:w="80"/>
-              <w:right w:type="dxa" w:w="120"/>
-            </w:tcMar>
-            <w:vAlign w:val="center"/>
-          </w:tcPr>
-          <w:p>
-            <w:pPr>
-              <w:spacing w:after="60" w:before="60"/>
-              <w:jc w:val="left"/>
-            </w:pPr>
-            <w:r>
-              <w:rPr>
-                <w:b w:val="false"/>
-                <w:bCs w:val="false"/>
-                <w:color w:val="333333"/>
-                <w:sz w:val="18"/>
-                <w:szCs w:val="18"/>
-              </w:rPr>
-              <w:t xml:space="preserve">0.13</w:t>
-            </w:r>
-          </w:p>
-        </w:tc>
-      </w:tr>
-      <w:tr>
-        <w:tc>
-          <w:tcPr>
-            <w:tcW w:type="dxa" w:w="600"/>
-            <w:tcBorders>
-              <w:top w:val="single" w:color="AACCDD" w:sz="4"/>
-              <w:left w:val="single" w:color="AACCDD" w:sz="4"/>
-              <w:bottom w:val="single" w:color="AACCDD" w:sz="4"/>
-              <w:right w:val="single" w:color="AACCDD" w:sz="4"/>
-            </w:tcBorders>
-            <w:shd w:fill="EEF5F9" w:val="clear"/>
-            <w:tcMar>
-              <w:top w:type="dxa" w:w="80"/>
-              <w:left w:type="dxa" w:w="120"/>
-              <w:bottom w:type="dxa" w:w="80"/>
-              <w:right w:type="dxa" w:w="120"/>
-            </w:tcMar>
-            <w:vAlign w:val="center"/>
-          </w:tcPr>
-          <w:p>
-            <w:pPr>
-              <w:spacing w:after="60" w:before="60"/>
-              <w:jc w:val="left"/>
-            </w:pPr>
-            <w:r>
-              <w:rPr>
-                <w:b w:val="false"/>
-                <w:bCs w:val="false"/>
-                <w:color w:val="333333"/>
-                <w:sz w:val="18"/>
-                <w:szCs w:val="18"/>
-              </w:rPr>
-              <w:t xml:space="preserve">W2</w:t>
-            </w:r>
-          </w:p>
-        </w:tc>
-        <w:tc>
-          <w:tcPr>
-            <w:tcW w:type="dxa" w:w="1200"/>
-            <w:tcBorders>
-              <w:top w:val="single" w:color="AACCDD" w:sz="4"/>
-              <w:left w:val="single" w:color="AACCDD" w:sz="4"/>
-              <w:bottom w:val="single" w:color="AACCDD" w:sz="4"/>
-              <w:right w:val="single" w:color="AACCDD" w:sz="4"/>
-            </w:tcBorders>
-            <w:shd w:fill="EEF5F9" w:val="clear"/>
-            <w:tcMar>
-              <w:top w:type="dxa" w:w="80"/>
-              <w:left w:type="dxa" w:w="120"/>
-              <w:bottom w:type="dxa" w:w="80"/>
-              <w:right w:type="dxa" w:w="120"/>
-            </w:tcMar>
-            <w:vAlign w:val="center"/>
-          </w:tcPr>
-          <w:p>
-            <w:pPr>
-              <w:spacing w:after="60" w:before="60"/>
-              <w:jc w:val="left"/>
-            </w:pPr>
-            <w:r>
-              <w:rPr>
-                <w:b w:val="false"/>
-                <w:bCs w:val="false"/>
-                <w:color w:val="333333"/>
-                <w:sz w:val="18"/>
-                <w:szCs w:val="18"/>
-              </w:rPr>
-              <w:t xml:space="preserve">2018–2020</w:t>
-            </w:r>
-          </w:p>
-        </w:tc>
-        <w:tc>
-          <w:tcPr>
-            <w:tcW w:type="dxa" w:w="1000"/>
-            <w:tcBorders>
-              <w:top w:val="single" w:color="AACCDD" w:sz="4"/>
-              <w:left w:val="single" w:color="AACCDD" w:sz="4"/>
-              <w:bottom w:val="single" w:color="AACCDD" w:sz="4"/>
-              <w:right w:val="single" w:color="AACCDD" w:sz="4"/>
-            </w:tcBorders>
-            <w:shd w:fill="EEF5F9" w:val="clear"/>
-            <w:tcMar>
-              <w:top w:type="dxa" w:w="80"/>
-              <w:left w:type="dxa" w:w="120"/>
-              <w:bottom w:type="dxa" w:w="80"/>
-              <w:right w:type="dxa" w:w="120"/>
-            </w:tcMar>
-            <w:vAlign w:val="center"/>
-          </w:tcPr>
-          <w:p>
-            <w:pPr>
-              <w:spacing w:after="60" w:before="60"/>
-              <w:jc w:val="left"/>
-            </w:pPr>
-            <w:r>
-              <w:rPr>
-                <w:b w:val="false"/>
-                <w:bCs w:val="false"/>
-                <w:color w:val="333333"/>
-                <w:sz w:val="18"/>
-                <w:szCs w:val="18"/>
-              </w:rPr>
-              <w:t xml:space="preserve">2021</w:t>
-            </w:r>
-          </w:p>
-        </w:tc>
-        <w:tc>
-          <w:tcPr>
-            <w:tcW w:type="dxa" w:w="2400"/>
-            <w:tcBorders>
-              <w:top w:val="single" w:color="AACCDD" w:sz="4"/>
-              <w:left w:val="single" w:color="AACCDD" w:sz="4"/>
-              <w:bottom w:val="single" w:color="AACCDD" w:sz="4"/>
-              <w:right w:val="single" w:color="AACCDD" w:sz="4"/>
-            </w:tcBorders>
-            <w:shd w:fill="EEF5F9" w:val="clear"/>
-            <w:tcMar>
-              <w:top w:type="dxa" w:w="80"/>
-              <w:left w:type="dxa" w:w="120"/>
-              <w:bottom w:type="dxa" w:w="80"/>
-              <w:right w:type="dxa" w:w="120"/>
-            </w:tcMar>
-            <w:vAlign w:val="center"/>
-          </w:tcPr>
-          <w:p>
-            <w:pPr>
-              <w:spacing w:after="60" w:before="60"/>
-              <w:jc w:val="left"/>
-            </w:pPr>
-            <w:r>
-              <w:rPr>
-                <w:b w:val="false"/>
-                <w:bCs w:val="false"/>
-                <w:color w:val="333333"/>
-                <w:sz w:val="18"/>
-                <w:szCs w:val="18"/>
-              </w:rPr>
-              <w:t xml:space="preserve">FOMO Bull Market</w:t>
-            </w:r>
-          </w:p>
-        </w:tc>
-        <w:tc>
-          <w:tcPr>
-            <w:tcW w:type="dxa" w:w="1000"/>
-            <w:tcBorders>
-              <w:top w:val="single" w:color="AACCDD" w:sz="4"/>
-              <w:left w:val="single" w:color="AACCDD" w:sz="4"/>
-              <w:bottom w:val="single" w:color="AACCDD" w:sz="4"/>
-              <w:right w:val="single" w:color="AACCDD" w:sz="4"/>
-            </w:tcBorders>
-            <w:shd w:fill="EEF5F9" w:val="clear"/>
-            <w:tcMar>
-              <w:top w:type="dxa" w:w="80"/>
-              <w:left w:type="dxa" w:w="120"/>
-              <w:bottom w:type="dxa" w:w="80"/>
-              <w:right w:type="dxa" w:w="120"/>
-            </w:tcMar>
-            <w:vAlign w:val="center"/>
-          </w:tcPr>
-          <w:p>
-            <w:pPr>
-              <w:spacing w:after="60" w:before="60"/>
-              <w:jc w:val="left"/>
-            </w:pPr>
-            <w:r>
-              <w:rPr>
-                <w:b w:val="false"/>
-                <w:bCs w:val="false"/>
-                <w:color w:val="333333"/>
-                <w:sz w:val="18"/>
-                <w:szCs w:val="18"/>
-              </w:rPr>
-              <w:t xml:space="preserve">2.94</w:t>
-            </w:r>
-          </w:p>
-        </w:tc>
-        <w:tc>
-          <w:tcPr>
-            <w:tcW w:type="dxa" w:w="1100"/>
-            <w:tcBorders>
-              <w:top w:val="single" w:color="AACCDD" w:sz="4"/>
-              <w:left w:val="single" w:color="AACCDD" w:sz="4"/>
-              <w:bottom w:val="single" w:color="AACCDD" w:sz="4"/>
-              <w:right w:val="single" w:color="AACCDD" w:sz="4"/>
-            </w:tcBorders>
-            <w:shd w:fill="EEF5F9" w:val="clear"/>
-            <w:tcMar>
-              <w:top w:type="dxa" w:w="80"/>
-              <w:left w:type="dxa" w:w="120"/>
-              <w:bottom w:type="dxa" w:w="80"/>
-              <w:right w:type="dxa" w:w="120"/>
-            </w:tcMar>
-            <w:vAlign w:val="center"/>
-          </w:tcPr>
-          <w:p>
-            <w:pPr>
-              <w:spacing w:after="60" w:before="60"/>
-              <w:jc w:val="left"/>
-            </w:pPr>
-            <w:r>
-              <w:rPr>
-                <w:b w:val="false"/>
-                <w:bCs w:val="false"/>
-                <w:color w:val="333333"/>
-                <w:sz w:val="18"/>
-                <w:szCs w:val="18"/>
-              </w:rPr>
-              <w:t xml:space="preserve">2.89</w:t>
-            </w:r>
-          </w:p>
-        </w:tc>
-        <w:tc>
-          <w:tcPr>
-            <w:tcW w:type="dxa" w:w="1000"/>
-            <w:tcBorders>
-              <w:top w:val="single" w:color="AACCDD" w:sz="4"/>
-              <w:left w:val="single" w:color="AACCDD" w:sz="4"/>
-              <w:bottom w:val="single" w:color="AACCDD" w:sz="4"/>
-              <w:right w:val="single" w:color="AACCDD" w:sz="4"/>
-            </w:tcBorders>
-            <w:shd w:fill="EEF5F9" w:val="clear"/>
-            <w:tcMar>
-              <w:top w:type="dxa" w:w="80"/>
-              <w:left w:type="dxa" w:w="120"/>
-              <w:bottom w:type="dxa" w:w="80"/>
-              <w:right w:type="dxa" w:w="120"/>
-            </w:tcMar>
-            <w:vAlign w:val="center"/>
-          </w:tcPr>
-          <w:p>
-            <w:pPr>
-              <w:spacing w:after="60" w:before="60"/>
-              <w:jc w:val="left"/>
-            </w:pPr>
-            <w:r>
-              <w:rPr>
-                <w:b w:val="false"/>
-                <w:bCs w:val="false"/>
-                <w:color w:val="333333"/>
-                <w:sz w:val="18"/>
-                <w:szCs w:val="18"/>
-              </w:rPr>
-              <w:t xml:space="preserve">+216.0%</w:t>
-            </w:r>
-          </w:p>
-        </w:tc>
-        <w:tc>
-          <w:tcPr>
-            <w:tcW w:type="dxa" w:w="780"/>
-            <w:tcBorders>
-              <w:top w:val="single" w:color="AACCDD" w:sz="4"/>
-              <w:left w:val="single" w:color="AACCDD" w:sz="4"/>
-              <w:bottom w:val="single" w:color="AACCDD" w:sz="4"/>
-              <w:right w:val="single" w:color="AACCDD" w:sz="4"/>
-            </w:tcBorders>
-            <w:shd w:fill="EEF5F9" w:val="clear"/>
-            <w:tcMar>
-              <w:top w:type="dxa" w:w="80"/>
-              <w:left w:type="dxa" w:w="120"/>
-              <w:bottom w:type="dxa" w:w="80"/>
-              <w:right w:type="dxa" w:w="120"/>
-            </w:tcMar>
-            <w:vAlign w:val="center"/>
-          </w:tcPr>
-          <w:p>
-            <w:pPr>
-              <w:spacing w:after="60" w:before="60"/>
-              <w:jc w:val="left"/>
-            </w:pPr>
-            <w:r>
-              <w:rPr>
-                <w:b w:val="false"/>
-                <w:bCs w:val="false"/>
-                <w:color w:val="333333"/>
-                <w:sz w:val="18"/>
-                <w:szCs w:val="18"/>
-              </w:rPr>
-              <w:t xml:space="preserve">0.02</w:t>
-            </w:r>
-          </w:p>
-        </w:tc>
-      </w:tr>
-      <w:tr>
-        <w:tc>
-          <w:tcPr>
-            <w:tcW w:type="dxa" w:w="600"/>
-            <w:tcBorders>
-              <w:top w:val="single" w:color="AACCDD" w:sz="4"/>
-              <w:left w:val="single" w:color="AACCDD" w:sz="4"/>
-              <w:bottom w:val="single" w:color="AACCDD" w:sz="4"/>
-              <w:right w:val="single" w:color="AACCDD" w:sz="4"/>
-            </w:tcBorders>
-            <w:shd w:fill="FFFFFF" w:val="clear"/>
-            <w:tcMar>
-              <w:top w:type="dxa" w:w="80"/>
-              <w:left w:type="dxa" w:w="120"/>
-              <w:bottom w:type="dxa" w:w="80"/>
-              <w:right w:type="dxa" w:w="120"/>
-            </w:tcMar>
-            <w:vAlign w:val="center"/>
-          </w:tcPr>
-          <w:p>
-            <w:pPr>
-              <w:spacing w:after="60" w:before="60"/>
-              <w:jc w:val="left"/>
-            </w:pPr>
-            <w:r>
-              <w:rPr>
-                <w:b w:val="false"/>
-                <w:bCs w:val="false"/>
-                <w:color w:val="333333"/>
-                <w:sz w:val="18"/>
-                <w:szCs w:val="18"/>
-              </w:rPr>
-              <w:t xml:space="preserve">W3</w:t>
-            </w:r>
-          </w:p>
-        </w:tc>
-        <w:tc>
-          <w:tcPr>
-            <w:tcW w:type="dxa" w:w="1200"/>
-            <w:tcBorders>
-              <w:top w:val="single" w:color="AACCDD" w:sz="4"/>
-              <w:left w:val="single" w:color="AACCDD" w:sz="4"/>
-              <w:bottom w:val="single" w:color="AACCDD" w:sz="4"/>
-              <w:right w:val="single" w:color="AACCDD" w:sz="4"/>
-            </w:tcBorders>
-            <w:shd w:fill="FFFFFF" w:val="clear"/>
-            <w:tcMar>
-              <w:top w:type="dxa" w:w="80"/>
-              <w:left w:type="dxa" w:w="120"/>
-              <w:bottom w:type="dxa" w:w="80"/>
-              <w:right w:type="dxa" w:w="120"/>
-            </w:tcMar>
-            <w:vAlign w:val="center"/>
-          </w:tcPr>
-          <w:p>
-            <w:pPr>
-              <w:spacing w:after="60" w:before="60"/>
-              <w:jc w:val="left"/>
-            </w:pPr>
-            <w:r>
-              <w:rPr>
-                <w:b w:val="false"/>
-                <w:bCs w:val="false"/>
-                <w:color w:val="333333"/>
-                <w:sz w:val="18"/>
-                <w:szCs w:val="18"/>
-              </w:rPr>
-              <w:t xml:space="preserve">2018–2021</w:t>
-            </w:r>
-          </w:p>
-        </w:tc>
-        <w:tc>
-          <w:tcPr>
-            <w:tcW w:type="dxa" w:w="1000"/>
-            <w:tcBorders>
-              <w:top w:val="single" w:color="AACCDD" w:sz="4"/>
-              <w:left w:val="single" w:color="AACCDD" w:sz="4"/>
-              <w:bottom w:val="single" w:color="AACCDD" w:sz="4"/>
-              <w:right w:val="single" w:color="AACCDD" w:sz="4"/>
-            </w:tcBorders>
-            <w:shd w:fill="FFFFFF" w:val="clear"/>
-            <w:tcMar>
-              <w:top w:type="dxa" w:w="80"/>
-              <w:left w:type="dxa" w:w="120"/>
-              <w:bottom w:type="dxa" w:w="80"/>
-              <w:right w:type="dxa" w:w="120"/>
-            </w:tcMar>
-            <w:vAlign w:val="center"/>
-          </w:tcPr>
-          <w:p>
-            <w:pPr>
-              <w:spacing w:after="60" w:before="60"/>
-              <w:jc w:val="left"/>
-            </w:pPr>
-            <w:r>
-              <w:rPr>
-                <w:b w:val="false"/>
-                <w:bCs w:val="false"/>
-                <w:color w:val="333333"/>
-                <w:sz w:val="18"/>
-                <w:szCs w:val="18"/>
-              </w:rPr>
-              <w:t xml:space="preserve">2022</w:t>
-            </w:r>
-          </w:p>
-        </w:tc>
-        <w:tc>
-          <w:tcPr>
-            <w:tcW w:type="dxa" w:w="2400"/>
-            <w:tcBorders>
-              <w:top w:val="single" w:color="AACCDD" w:sz="4"/>
-              <w:left w:val="single" w:color="AACCDD" w:sz="4"/>
-              <w:bottom w:val="single" w:color="AACCDD" w:sz="4"/>
-              <w:right w:val="single" w:color="AACCDD" w:sz="4"/>
-            </w:tcBorders>
-            <w:shd w:fill="FFFFFF" w:val="clear"/>
-            <w:tcMar>
-              <w:top w:type="dxa" w:w="80"/>
-              <w:left w:type="dxa" w:w="120"/>
-              <w:bottom w:type="dxa" w:w="80"/>
-              <w:right w:type="dxa" w:w="120"/>
-            </w:tcMar>
-            <w:vAlign w:val="center"/>
-          </w:tcPr>
-          <w:p>
-            <w:pPr>
-              <w:spacing w:after="60" w:before="60"/>
-              <w:jc w:val="left"/>
-            </w:pPr>
-            <w:r>
-              <w:rPr>
-                <w:b w:val="false"/>
-                <w:bCs w:val="false"/>
-                <w:color w:val="333333"/>
-                <w:sz w:val="18"/>
-                <w:szCs w:val="18"/>
-              </w:rPr>
-              <w:t xml:space="preserve">Fed Rate Hike Bear</w:t>
-            </w:r>
-          </w:p>
-        </w:tc>
-        <w:tc>
-          <w:tcPr>
-            <w:tcW w:type="dxa" w:w="1000"/>
-            <w:tcBorders>
-              <w:top w:val="single" w:color="AACCDD" w:sz="4"/>
-              <w:left w:val="single" w:color="AACCDD" w:sz="4"/>
-              <w:bottom w:val="single" w:color="AACCDD" w:sz="4"/>
-              <w:right w:val="single" w:color="AACCDD" w:sz="4"/>
-            </w:tcBorders>
-            <w:shd w:fill="FFFFFF" w:val="clear"/>
-            <w:tcMar>
-              <w:top w:type="dxa" w:w="80"/>
-              <w:left w:type="dxa" w:w="120"/>
-              <w:bottom w:type="dxa" w:w="80"/>
-              <w:right w:type="dxa" w:w="120"/>
-            </w:tcMar>
-            <w:vAlign w:val="center"/>
-          </w:tcPr>
-          <w:p>
-            <w:pPr>
-              <w:spacing w:after="60" w:before="60"/>
-              <w:jc w:val="left"/>
-            </w:pPr>
-            <w:r>
-              <w:rPr>
-                <w:b w:val="false"/>
-                <w:bCs w:val="false"/>
-                <w:color w:val="333333"/>
-                <w:sz w:val="18"/>
-                <w:szCs w:val="18"/>
-              </w:rPr>
-              <w:t xml:space="preserve">2.62</w:t>
-            </w:r>
-          </w:p>
-        </w:tc>
-        <w:tc>
-          <w:tcPr>
-            <w:tcW w:type="dxa" w:w="1100"/>
-            <w:tcBorders>
-              <w:top w:val="single" w:color="AACCDD" w:sz="4"/>
-              <w:left w:val="single" w:color="AACCDD" w:sz="4"/>
-              <w:bottom w:val="single" w:color="AACCDD" w:sz="4"/>
-              <w:right w:val="single" w:color="AACCDD" w:sz="4"/>
-            </w:tcBorders>
-            <w:shd w:fill="FFFFFF" w:val="clear"/>
-            <w:tcMar>
-              <w:top w:type="dxa" w:w="80"/>
-              <w:left w:type="dxa" w:w="120"/>
-              <w:bottom w:type="dxa" w:w="80"/>
-              <w:right w:type="dxa" w:w="120"/>
-            </w:tcMar>
-            <w:vAlign w:val="center"/>
-          </w:tcPr>
-          <w:p>
-            <w:pPr>
-              <w:spacing w:after="60" w:before="60"/>
-              <w:jc w:val="left"/>
-            </w:pPr>
-            <w:r>
-              <w:rPr>
-                <w:b w:val="false"/>
-                <w:bCs w:val="false"/>
-                <w:color w:val="333333"/>
-                <w:sz w:val="18"/>
-                <w:szCs w:val="18"/>
-              </w:rPr>
-              <w:t xml:space="preserve">1.70</w:t>
-            </w:r>
-          </w:p>
-        </w:tc>
-        <w:tc>
-          <w:tcPr>
-            <w:tcW w:type="dxa" w:w="1000"/>
-            <w:tcBorders>
-              <w:top w:val="single" w:color="AACCDD" w:sz="4"/>
-              <w:left w:val="single" w:color="AACCDD" w:sz="4"/>
-              <w:bottom w:val="single" w:color="AACCDD" w:sz="4"/>
-              <w:right w:val="single" w:color="AACCDD" w:sz="4"/>
-            </w:tcBorders>
-            <w:shd w:fill="FFFFFF" w:val="clear"/>
-            <w:tcMar>
-              <w:top w:type="dxa" w:w="80"/>
-              <w:left w:type="dxa" w:w="120"/>
-              <w:bottom w:type="dxa" w:w="80"/>
-              <w:right w:type="dxa" w:w="120"/>
-            </w:tcMar>
-            <w:vAlign w:val="center"/>
-          </w:tcPr>
-          <w:p>
-            <w:pPr>
-              <w:spacing w:after="60" w:before="60"/>
-              <w:jc w:val="left"/>
-            </w:pPr>
-            <w:r>
-              <w:rPr>
-                <w:b w:val="false"/>
-                <w:bCs w:val="false"/>
-                <w:color w:val="333333"/>
-                <w:sz w:val="18"/>
-                <w:szCs w:val="18"/>
-              </w:rPr>
-              <w:t xml:space="preserve">+57.9%</w:t>
-            </w:r>
-          </w:p>
-        </w:tc>
-        <w:tc>
-          <w:tcPr>
-            <w:tcW w:type="dxa" w:w="780"/>
-            <w:tcBorders>
-              <w:top w:val="single" w:color="AACCDD" w:sz="4"/>
-              <w:left w:val="single" w:color="AACCDD" w:sz="4"/>
-              <w:bottom w:val="single" w:color="AACCDD" w:sz="4"/>
-              <w:right w:val="single" w:color="AACCDD" w:sz="4"/>
-            </w:tcBorders>
-            <w:shd w:fill="FFFFFF" w:val="clear"/>
-            <w:tcMar>
-              <w:top w:type="dxa" w:w="80"/>
-              <w:left w:type="dxa" w:w="120"/>
-              <w:bottom w:type="dxa" w:w="80"/>
-              <w:right w:type="dxa" w:w="120"/>
-            </w:tcMar>
-            <w:vAlign w:val="center"/>
-          </w:tcPr>
-          <w:p>
-            <w:pPr>
-              <w:spacing w:after="60" w:before="60"/>
-              <w:jc w:val="left"/>
-            </w:pPr>
-            <w:r>
-              <w:rPr>
-                <w:b w:val="false"/>
-                <w:bCs w:val="false"/>
-                <w:color w:val="333333"/>
-                <w:sz w:val="18"/>
-                <w:szCs w:val="18"/>
-              </w:rPr>
-              <w:t xml:space="preserve">0.35</w:t>
-            </w:r>
-          </w:p>
-        </w:tc>
-      </w:tr>
-      <w:tr>
-        <w:tc>
-          <w:tcPr>
-            <w:tcW w:type="dxa" w:w="600"/>
-            <w:tcBorders>
-              <w:top w:val="single" w:color="AACCDD" w:sz="4"/>
-              <w:left w:val="single" w:color="AACCDD" w:sz="4"/>
-              <w:bottom w:val="single" w:color="AACCDD" w:sz="4"/>
-              <w:right w:val="single" w:color="AACCDD" w:sz="4"/>
-            </w:tcBorders>
-            <w:shd w:fill="EEF5F9" w:val="clear"/>
-            <w:tcMar>
-              <w:top w:type="dxa" w:w="80"/>
-              <w:left w:type="dxa" w:w="120"/>
-              <w:bottom w:type="dxa" w:w="80"/>
-              <w:right w:type="dxa" w:w="120"/>
-            </w:tcMar>
-            <w:vAlign w:val="center"/>
-          </w:tcPr>
-          <w:p>
-            <w:pPr>
-              <w:spacing w:after="60" w:before="60"/>
-              <w:jc w:val="left"/>
-            </w:pPr>
-            <w:r>
-              <w:rPr>
-                <w:b w:val="false"/>
-                <w:bCs w:val="false"/>
-                <w:color w:val="333333"/>
-                <w:sz w:val="18"/>
-                <w:szCs w:val="18"/>
-              </w:rPr>
-              <w:t xml:space="preserve">W4</w:t>
-            </w:r>
-          </w:p>
-        </w:tc>
-        <w:tc>
-          <w:tcPr>
-            <w:tcW w:type="dxa" w:w="1200"/>
-            <w:tcBorders>
-              <w:top w:val="single" w:color="AACCDD" w:sz="4"/>
-              <w:left w:val="single" w:color="AACCDD" w:sz="4"/>
-              <w:bottom w:val="single" w:color="AACCDD" w:sz="4"/>
-              <w:right w:val="single" w:color="AACCDD" w:sz="4"/>
-            </w:tcBorders>
-            <w:shd w:fill="EEF5F9" w:val="clear"/>
-            <w:tcMar>
-              <w:top w:type="dxa" w:w="80"/>
-              <w:left w:type="dxa" w:w="120"/>
-              <w:bottom w:type="dxa" w:w="80"/>
-              <w:right w:type="dxa" w:w="120"/>
-            </w:tcMar>
-            <w:vAlign w:val="center"/>
-          </w:tcPr>
-          <w:p>
-            <w:pPr>
-              <w:spacing w:after="60" w:before="60"/>
-              <w:jc w:val="left"/>
-            </w:pPr>
-            <w:r>
-              <w:rPr>
-                <w:b w:val="false"/>
-                <w:bCs w:val="false"/>
-                <w:color w:val="333333"/>
-                <w:sz w:val="18"/>
-                <w:szCs w:val="18"/>
-              </w:rPr>
-              <w:t xml:space="preserve">2018–2022</w:t>
-            </w:r>
-          </w:p>
-        </w:tc>
-        <w:tc>
-          <w:tcPr>
-            <w:tcW w:type="dxa" w:w="1000"/>
-            <w:tcBorders>
-              <w:top w:val="single" w:color="AACCDD" w:sz="4"/>
-              <w:left w:val="single" w:color="AACCDD" w:sz="4"/>
-              <w:bottom w:val="single" w:color="AACCDD" w:sz="4"/>
-              <w:right w:val="single" w:color="AACCDD" w:sz="4"/>
-            </w:tcBorders>
-            <w:shd w:fill="EEF5F9" w:val="clear"/>
-            <w:tcMar>
-              <w:top w:type="dxa" w:w="80"/>
-              <w:left w:type="dxa" w:w="120"/>
-              <w:bottom w:type="dxa" w:w="80"/>
-              <w:right w:type="dxa" w:w="120"/>
-            </w:tcMar>
-            <w:vAlign w:val="center"/>
-          </w:tcPr>
-          <w:p>
-            <w:pPr>
-              <w:spacing w:after="60" w:before="60"/>
-              <w:jc w:val="left"/>
-            </w:pPr>
-            <w:r>
-              <w:rPr>
-                <w:b w:val="false"/>
-                <w:bCs w:val="false"/>
-                <w:color w:val="333333"/>
-                <w:sz w:val="18"/>
-                <w:szCs w:val="18"/>
-              </w:rPr>
-              <w:t xml:space="preserve">2023</w:t>
-            </w:r>
-          </w:p>
-        </w:tc>
-        <w:tc>
-          <w:tcPr>
-            <w:tcW w:type="dxa" w:w="2400"/>
-            <w:tcBorders>
-              <w:top w:val="single" w:color="AACCDD" w:sz="4"/>
-              <w:left w:val="single" w:color="AACCDD" w:sz="4"/>
-              <w:bottom w:val="single" w:color="AACCDD" w:sz="4"/>
-              <w:right w:val="single" w:color="AACCDD" w:sz="4"/>
-            </w:tcBorders>
-            <w:shd w:fill="EEF5F9" w:val="clear"/>
-            <w:tcMar>
-              <w:top w:type="dxa" w:w="80"/>
-              <w:left w:type="dxa" w:w="120"/>
-              <w:bottom w:type="dxa" w:w="80"/>
-              <w:right w:type="dxa" w:w="120"/>
-            </w:tcMar>
-            <w:vAlign w:val="center"/>
-          </w:tcPr>
-          <w:p>
-            <w:pPr>
-              <w:spacing w:after="60" w:before="60"/>
-              <w:jc w:val="left"/>
-            </w:pPr>
-            <w:r>
-              <w:rPr>
-                <w:b w:val="false"/>
-                <w:bCs w:val="false"/>
-                <w:color w:val="333333"/>
-                <w:sz w:val="18"/>
-                <w:szCs w:val="18"/>
-              </w:rPr>
-              <w:t xml:space="preserve">AI-Led Recovery</w:t>
-            </w:r>
-          </w:p>
-        </w:tc>
-        <w:tc>
-          <w:tcPr>
-            <w:tcW w:type="dxa" w:w="1000"/>
-            <w:tcBorders>
-              <w:top w:val="single" w:color="AACCDD" w:sz="4"/>
-              <w:left w:val="single" w:color="AACCDD" w:sz="4"/>
-              <w:bottom w:val="single" w:color="AACCDD" w:sz="4"/>
-              <w:right w:val="single" w:color="AACCDD" w:sz="4"/>
-            </w:tcBorders>
-            <w:shd w:fill="EEF5F9" w:val="clear"/>
-            <w:tcMar>
-              <w:top w:type="dxa" w:w="80"/>
-              <w:left w:type="dxa" w:w="120"/>
-              <w:bottom w:type="dxa" w:w="80"/>
-              <w:right w:type="dxa" w:w="120"/>
-            </w:tcMar>
-            <w:vAlign w:val="center"/>
-          </w:tcPr>
-          <w:p>
-            <w:pPr>
-              <w:spacing w:after="60" w:before="60"/>
-              <w:jc w:val="left"/>
-            </w:pPr>
-            <w:r>
-              <w:rPr>
-                <w:b w:val="false"/>
-                <w:bCs w:val="false"/>
-                <w:color w:val="333333"/>
-                <w:sz w:val="18"/>
-                <w:szCs w:val="18"/>
-              </w:rPr>
-              <w:t xml:space="preserve">2.01</w:t>
-            </w:r>
-          </w:p>
-        </w:tc>
-        <w:tc>
-          <w:tcPr>
-            <w:tcW w:type="dxa" w:w="1100"/>
-            <w:tcBorders>
-              <w:top w:val="single" w:color="AACCDD" w:sz="4"/>
-              <w:left w:val="single" w:color="AACCDD" w:sz="4"/>
-              <w:bottom w:val="single" w:color="AACCDD" w:sz="4"/>
-              <w:right w:val="single" w:color="AACCDD" w:sz="4"/>
-            </w:tcBorders>
-            <w:shd w:fill="EEF5F9" w:val="clear"/>
-            <w:tcMar>
-              <w:top w:type="dxa" w:w="80"/>
-              <w:left w:type="dxa" w:w="120"/>
-              <w:bottom w:type="dxa" w:w="80"/>
-              <w:right w:type="dxa" w:w="120"/>
-            </w:tcMar>
-            <w:vAlign w:val="center"/>
-          </w:tcPr>
-          <w:p>
-            <w:pPr>
-              <w:spacing w:after="60" w:before="60"/>
-              <w:jc w:val="left"/>
-            </w:pPr>
-            <w:r>
-              <w:rPr>
-                <w:b w:val="false"/>
-                <w:bCs w:val="false"/>
-                <w:color w:val="333333"/>
-                <w:sz w:val="18"/>
-                <w:szCs w:val="18"/>
-              </w:rPr>
-              <w:t xml:space="preserve">0.00</w:t>
-            </w:r>
-          </w:p>
-        </w:tc>
-        <w:tc>
-          <w:tcPr>
-            <w:tcW w:type="dxa" w:w="1000"/>
-            <w:tcBorders>
-              <w:top w:val="single" w:color="AACCDD" w:sz="4"/>
-              <w:left w:val="single" w:color="AACCDD" w:sz="4"/>
-              <w:bottom w:val="single" w:color="AACCDD" w:sz="4"/>
-              <w:right w:val="single" w:color="AACCDD" w:sz="4"/>
-            </w:tcBorders>
-            <w:shd w:fill="EEF5F9" w:val="clear"/>
-            <w:tcMar>
-              <w:top w:type="dxa" w:w="80"/>
-              <w:left w:type="dxa" w:w="120"/>
-              <w:bottom w:type="dxa" w:w="80"/>
-              <w:right w:type="dxa" w:w="120"/>
-            </w:tcMar>
-            <w:vAlign w:val="center"/>
-          </w:tcPr>
-          <w:p>
-            <w:pPr>
-              <w:spacing w:after="60" w:before="60"/>
-              <w:jc w:val="left"/>
-            </w:pPr>
-            <w:r>
-              <w:rPr>
-                <w:b w:val="false"/>
-                <w:bCs w:val="false"/>
-                <w:color w:val="333333"/>
-                <w:sz w:val="18"/>
-                <w:szCs w:val="18"/>
-              </w:rPr>
-              <w:t xml:space="preserve">+0.2%</w:t>
-            </w:r>
-          </w:p>
-        </w:tc>
-        <w:tc>
-          <w:tcPr>
-            <w:tcW w:type="dxa" w:w="780"/>
-            <w:tcBorders>
-              <w:top w:val="single" w:color="AACCDD" w:sz="4"/>
-              <w:left w:val="single" w:color="AACCDD" w:sz="4"/>
-              <w:bottom w:val="single" w:color="AACCDD" w:sz="4"/>
-              <w:right w:val="single" w:color="AACCDD" w:sz="4"/>
-            </w:tcBorders>
-            <w:shd w:fill="EEF5F9" w:val="clear"/>
-            <w:tcMar>
-              <w:top w:type="dxa" w:w="80"/>
-              <w:left w:type="dxa" w:w="120"/>
-              <w:bottom w:type="dxa" w:w="80"/>
-              <w:right w:type="dxa" w:w="120"/>
-            </w:tcMar>
-            <w:vAlign w:val="center"/>
-          </w:tcPr>
-          <w:p>
-            <w:pPr>
-              <w:spacing w:after="60" w:before="60"/>
-              <w:jc w:val="left"/>
-            </w:pPr>
-            <w:r>
-              <w:rPr>
-                <w:b w:val="false"/>
-                <w:bCs w:val="false"/>
-                <w:color w:val="333333"/>
-                <w:sz w:val="18"/>
-                <w:szCs w:val="18"/>
-              </w:rPr>
-              <w:t xml:space="preserve">1.00</w:t>
-            </w:r>
-          </w:p>
-        </w:tc>
-      </w:tr>
-      <w:tr>
-        <w:tc>
-          <w:tcPr>
-            <w:tcW w:type="dxa" w:w="600"/>
-            <w:tcBorders>
-              <w:top w:val="single" w:color="AACCDD" w:sz="4"/>
-              <w:left w:val="single" w:color="AACCDD" w:sz="4"/>
-              <w:bottom w:val="single" w:color="AACCDD" w:sz="4"/>
-              <w:right w:val="single" w:color="AACCDD" w:sz="4"/>
-            </w:tcBorders>
-            <w:shd w:fill="FFFFFF" w:val="clear"/>
-            <w:tcMar>
-              <w:top w:type="dxa" w:w="80"/>
-              <w:left w:type="dxa" w:w="120"/>
-              <w:bottom w:type="dxa" w:w="80"/>
-              <w:right w:type="dxa" w:w="120"/>
-            </w:tcMar>
-            <w:vAlign w:val="center"/>
-          </w:tcPr>
-          <w:p>
-            <w:pPr>
-              <w:spacing w:after="60" w:before="60"/>
-              <w:jc w:val="left"/>
-            </w:pPr>
-            <w:r>
-              <w:rPr>
-                <w:b w:val="false"/>
-                <w:bCs w:val="false"/>
-                <w:color w:val="333333"/>
-                <w:sz w:val="18"/>
-                <w:szCs w:val="18"/>
-              </w:rPr>
-              <w:t xml:space="preserve">W5</w:t>
-            </w:r>
-          </w:p>
-        </w:tc>
-        <w:tc>
-          <w:tcPr>
-            <w:tcW w:type="dxa" w:w="1200"/>
-            <w:tcBorders>
-              <w:top w:val="single" w:color="AACCDD" w:sz="4"/>
-              <w:left w:val="single" w:color="AACCDD" w:sz="4"/>
-              <w:bottom w:val="single" w:color="AACCDD" w:sz="4"/>
-              <w:right w:val="single" w:color="AACCDD" w:sz="4"/>
-            </w:tcBorders>
-            <w:shd w:fill="FFFFFF" w:val="clear"/>
-            <w:tcMar>
-              <w:top w:type="dxa" w:w="80"/>
-              <w:left w:type="dxa" w:w="120"/>
-              <w:bottom w:type="dxa" w:w="80"/>
-              <w:right w:type="dxa" w:w="120"/>
-            </w:tcMar>
-            <w:vAlign w:val="center"/>
-          </w:tcPr>
-          <w:p>
-            <w:pPr>
-              <w:spacing w:after="60" w:before="60"/>
-              <w:jc w:val="left"/>
-            </w:pPr>
-            <w:r>
-              <w:rPr>
-                <w:b w:val="false"/>
-                <w:bCs w:val="false"/>
-                <w:color w:val="333333"/>
-                <w:sz w:val="18"/>
-                <w:szCs w:val="18"/>
-              </w:rPr>
-              <w:t xml:space="preserve">2018–2023</w:t>
-            </w:r>
-          </w:p>
-        </w:tc>
-        <w:tc>
-          <w:tcPr>
-            <w:tcW w:type="dxa" w:w="1000"/>
-            <w:tcBorders>
-              <w:top w:val="single" w:color="AACCDD" w:sz="4"/>
-              <w:left w:val="single" w:color="AACCDD" w:sz="4"/>
-              <w:bottom w:val="single" w:color="AACCDD" w:sz="4"/>
-              <w:right w:val="single" w:color="AACCDD" w:sz="4"/>
-            </w:tcBorders>
-            <w:shd w:fill="FFFFFF" w:val="clear"/>
-            <w:tcMar>
-              <w:top w:type="dxa" w:w="80"/>
-              <w:left w:type="dxa" w:w="120"/>
-              <w:bottom w:type="dxa" w:w="80"/>
-              <w:right w:type="dxa" w:w="120"/>
-            </w:tcMar>
-            <w:vAlign w:val="center"/>
-          </w:tcPr>
-          <w:p>
-            <w:pPr>
-              <w:spacing w:after="60" w:before="60"/>
-              <w:jc w:val="left"/>
-            </w:pPr>
-            <w:r>
-              <w:rPr>
-                <w:b w:val="false"/>
-                <w:bCs w:val="false"/>
-                <w:color w:val="333333"/>
-                <w:sz w:val="18"/>
-                <w:szCs w:val="18"/>
-              </w:rPr>
-              <w:t xml:space="preserve">2024</w:t>
-            </w:r>
-          </w:p>
-        </w:tc>
-        <w:tc>
-          <w:tcPr>
-            <w:tcW w:type="dxa" w:w="2400"/>
-            <w:tcBorders>
-              <w:top w:val="single" w:color="AACCDD" w:sz="4"/>
-              <w:left w:val="single" w:color="AACCDD" w:sz="4"/>
-              <w:bottom w:val="single" w:color="AACCDD" w:sz="4"/>
-              <w:right w:val="single" w:color="AACCDD" w:sz="4"/>
-            </w:tcBorders>
-            <w:shd w:fill="FFFFFF" w:val="clear"/>
-            <w:tcMar>
-              <w:top w:type="dxa" w:w="80"/>
-              <w:left w:type="dxa" w:w="120"/>
-              <w:bottom w:type="dxa" w:w="80"/>
-              <w:right w:type="dxa" w:w="120"/>
-            </w:tcMar>
-            <w:vAlign w:val="center"/>
-          </w:tcPr>
-          <w:p>
-            <w:pPr>
-              <w:spacing w:after="60" w:before="60"/>
-              <w:jc w:val="left"/>
-            </w:pPr>
-            <w:r>
-              <w:rPr>
-                <w:b w:val="false"/>
-                <w:bCs w:val="false"/>
-                <w:color w:val="333333"/>
-                <w:sz w:val="18"/>
-                <w:szCs w:val="18"/>
-              </w:rPr>
-              <w:t xml:space="preserve">AI Bull Market</w:t>
-            </w:r>
-          </w:p>
-        </w:tc>
-        <w:tc>
-          <w:tcPr>
-            <w:tcW w:type="dxa" w:w="1000"/>
-            <w:tcBorders>
-              <w:top w:val="single" w:color="AACCDD" w:sz="4"/>
-              <w:left w:val="single" w:color="AACCDD" w:sz="4"/>
-              <w:bottom w:val="single" w:color="AACCDD" w:sz="4"/>
-              <w:right w:val="single" w:color="AACCDD" w:sz="4"/>
-            </w:tcBorders>
-            <w:shd w:fill="FFFFFF" w:val="clear"/>
-            <w:tcMar>
-              <w:top w:type="dxa" w:w="80"/>
-              <w:left w:type="dxa" w:w="120"/>
-              <w:bottom w:type="dxa" w:w="80"/>
-              <w:right w:type="dxa" w:w="120"/>
-            </w:tcMar>
-            <w:vAlign w:val="center"/>
-          </w:tcPr>
-          <w:p>
-            <w:pPr>
-              <w:spacing w:after="60" w:before="60"/>
-              <w:jc w:val="left"/>
-            </w:pPr>
-            <w:r>
-              <w:rPr>
-                <w:b w:val="false"/>
-                <w:bCs w:val="false"/>
-                <w:color w:val="333333"/>
-                <w:sz w:val="18"/>
-                <w:szCs w:val="18"/>
-              </w:rPr>
-              <w:t xml:space="preserve">1.73</w:t>
-            </w:r>
-          </w:p>
-        </w:tc>
-        <w:tc>
-          <w:tcPr>
-            <w:tcW w:type="dxa" w:w="1100"/>
-            <w:tcBorders>
-              <w:top w:val="single" w:color="AACCDD" w:sz="4"/>
-              <w:left w:val="single" w:color="AACCDD" w:sz="4"/>
-              <w:bottom w:val="single" w:color="AACCDD" w:sz="4"/>
-              <w:right w:val="single" w:color="AACCDD" w:sz="4"/>
-            </w:tcBorders>
-            <w:shd w:fill="FFFFFF" w:val="clear"/>
-            <w:tcMar>
-              <w:top w:type="dxa" w:w="80"/>
-              <w:left w:type="dxa" w:w="120"/>
-              <w:bottom w:type="dxa" w:w="80"/>
-              <w:right w:type="dxa" w:w="120"/>
-            </w:tcMar>
-            <w:vAlign w:val="center"/>
-          </w:tcPr>
-          <w:p>
-            <w:pPr>
-              <w:spacing w:after="60" w:before="60"/>
-              <w:jc w:val="left"/>
-            </w:pPr>
-            <w:r>
-              <w:rPr>
-                <w:b w:val="false"/>
-                <w:bCs w:val="false"/>
-                <w:color w:val="333333"/>
-                <w:sz w:val="18"/>
-                <w:szCs w:val="18"/>
-              </w:rPr>
-              <w:t xml:space="preserve">2.05</w:t>
-            </w:r>
-          </w:p>
-        </w:tc>
-        <w:tc>
-          <w:tcPr>
-            <w:tcW w:type="dxa" w:w="1000"/>
-            <w:tcBorders>
-              <w:top w:val="single" w:color="AACCDD" w:sz="4"/>
-              <w:left w:val="single" w:color="AACCDD" w:sz="4"/>
-              <w:bottom w:val="single" w:color="AACCDD" w:sz="4"/>
-              <w:right w:val="single" w:color="AACCDD" w:sz="4"/>
-            </w:tcBorders>
-            <w:shd w:fill="FFFFFF" w:val="clear"/>
-            <w:tcMar>
-              <w:top w:type="dxa" w:w="80"/>
-              <w:left w:type="dxa" w:w="120"/>
-              <w:bottom w:type="dxa" w:w="80"/>
-              <w:right w:type="dxa" w:w="120"/>
-            </w:tcMar>
-            <w:vAlign w:val="center"/>
-          </w:tcPr>
-          <w:p>
-            <w:pPr>
-              <w:spacing w:after="60" w:before="60"/>
-              <w:jc w:val="left"/>
-            </w:pPr>
-            <w:r>
-              <w:rPr>
-                <w:b w:val="false"/>
-                <w:bCs w:val="false"/>
-                <w:color w:val="333333"/>
-                <w:sz w:val="18"/>
-                <w:szCs w:val="18"/>
-              </w:rPr>
-              <w:t xml:space="preserve">+183.4%</w:t>
-            </w:r>
-          </w:p>
-        </w:tc>
-        <w:tc>
-          <w:tcPr>
-            <w:tcW w:type="dxa" w:w="780"/>
-            <w:tcBorders>
-              <w:top w:val="single" w:color="AACCDD" w:sz="4"/>
-              <w:left w:val="single" w:color="AACCDD" w:sz="4"/>
-              <w:bottom w:val="single" w:color="AACCDD" w:sz="4"/>
-              <w:right w:val="single" w:color="AACCDD" w:sz="4"/>
-            </w:tcBorders>
-            <w:shd w:fill="FFFFFF" w:val="clear"/>
-            <w:tcMar>
-              <w:top w:type="dxa" w:w="80"/>
-              <w:left w:type="dxa" w:w="120"/>
-              <w:bottom w:type="dxa" w:w="80"/>
-              <w:right w:type="dxa" w:w="120"/>
-            </w:tcMar>
-            <w:vAlign w:val="center"/>
-          </w:tcPr>
-          <w:p>
-            <w:pPr>
-              <w:spacing w:after="60" w:before="60"/>
-              <w:jc w:val="left"/>
-            </w:pPr>
-            <w:r>
-              <w:rPr>
-                <w:b w:val="false"/>
-                <w:bCs w:val="false"/>
-                <w:color w:val="333333"/>
-                <w:sz w:val="18"/>
-                <w:szCs w:val="18"/>
-              </w:rPr>
-              <w:t xml:space="preserve">-0.19</w:t>
-            </w:r>
-          </w:p>
-        </w:tc>
-      </w:tr>
-      <w:tr>
-        <w:tc>
-          <w:tcPr>
-            <w:tcW w:type="dxa" w:w="600"/>
             <w:tcBorders>
               <w:top w:val="single" w:color="AACCDD" w:sz="4"/>
               <w:left w:val="single" w:color="AACCDD" w:sz="4"/>
@@ -6775,118 +6669,13 @@
                 <w:sz w:val="18"/>
                 <w:szCs w:val="18"/>
               </w:rPr>
-              <w:t xml:space="preserve">Average</w:t>
-            </w:r>
-          </w:p>
-        </w:tc>
-        <w:tc>
-          <w:tcPr>
-            <w:tcW w:type="dxa" w:w="1200"/>
-            <w:tcBorders>
-              <w:top w:val="single" w:color="AACCDD" w:sz="4"/>
-              <w:left w:val="single" w:color="AACCDD" w:sz="4"/>
-              <w:bottom w:val="single" w:color="AACCDD" w:sz="4"/>
-              <w:right w:val="single" w:color="AACCDD" w:sz="4"/>
-            </w:tcBorders>
-            <w:shd w:fill="EEF5F9" w:val="clear"/>
-            <w:tcMar>
-              <w:top w:type="dxa" w:w="80"/>
-              <w:left w:type="dxa" w:w="120"/>
-              <w:bottom w:type="dxa" w:w="80"/>
-              <w:right w:type="dxa" w:w="120"/>
-            </w:tcMar>
-            <w:vAlign w:val="center"/>
-          </w:tcPr>
-          <w:p>
-            <w:pPr>
-              <w:spacing w:after="60" w:before="60"/>
-              <w:jc w:val="left"/>
-            </w:pPr>
-            <w:r>
-              <w:rPr>
-                <w:b w:val="false"/>
-                <w:bCs w:val="false"/>
-                <w:color w:val="333333"/>
-                <w:sz w:val="18"/>
-                <w:szCs w:val="18"/>
-              </w:rPr>
-              <w:t xml:space="preserve"/>
-            </w:r>
-          </w:p>
-        </w:tc>
-        <w:tc>
-          <w:tcPr>
-            <w:tcW w:type="dxa" w:w="1000"/>
-            <w:tcBorders>
-              <w:top w:val="single" w:color="AACCDD" w:sz="4"/>
-              <w:left w:val="single" w:color="AACCDD" w:sz="4"/>
-              <w:bottom w:val="single" w:color="AACCDD" w:sz="4"/>
-              <w:right w:val="single" w:color="AACCDD" w:sz="4"/>
-            </w:tcBorders>
-            <w:shd w:fill="EEF5F9" w:val="clear"/>
-            <w:tcMar>
-              <w:top w:type="dxa" w:w="80"/>
-              <w:left w:type="dxa" w:w="120"/>
-              <w:bottom w:type="dxa" w:w="80"/>
-              <w:right w:type="dxa" w:w="120"/>
-            </w:tcMar>
-            <w:vAlign w:val="center"/>
-          </w:tcPr>
-          <w:p>
-            <w:pPr>
-              <w:spacing w:after="60" w:before="60"/>
-              <w:jc w:val="left"/>
-            </w:pPr>
-            <w:r>
-              <w:rPr>
-                <w:b w:val="false"/>
-                <w:bCs w:val="false"/>
-                <w:color w:val="333333"/>
-                <w:sz w:val="18"/>
-                <w:szCs w:val="18"/>
-              </w:rPr>
-              <w:t xml:space="preserve"/>
-            </w:r>
-          </w:p>
-        </w:tc>
-        <w:tc>
-          <w:tcPr>
-            <w:tcW w:type="dxa" w:w="2400"/>
-            <w:tcBorders>
-              <w:top w:val="single" w:color="AACCDD" w:sz="4"/>
-              <w:left w:val="single" w:color="AACCDD" w:sz="4"/>
-              <w:bottom w:val="single" w:color="AACCDD" w:sz="4"/>
-              <w:right w:val="single" w:color="AACCDD" w:sz="4"/>
-            </w:tcBorders>
-            <w:shd w:fill="EEF5F9" w:val="clear"/>
-            <w:tcMar>
-              <w:top w:type="dxa" w:w="80"/>
-              <w:left w:type="dxa" w:w="120"/>
-              <w:bottom w:type="dxa" w:w="80"/>
-              <w:right w:type="dxa" w:w="120"/>
-            </w:tcMar>
-            <w:vAlign w:val="center"/>
-          </w:tcPr>
-          <w:p>
-            <w:pPr>
-              <w:spacing w:after="60" w:before="60"/>
-              <w:jc w:val="left"/>
-            </w:pPr>
-            <w:r>
-              <w:rPr>
-                <w:b w:val="false"/>
-                <w:bCs w:val="false"/>
-                <w:color w:val="333333"/>
-                <w:sz w:val="18"/>
-                <w:szCs w:val="18"/>
-              </w:rPr>
-              <w:t xml:space="preserve"/>
-            </w:r>
-          </w:p>
-        </w:tc>
-        <w:tc>
-          <w:tcPr>
-            <w:tcW w:type="dxa" w:w="1000"/>
+              <w:t xml:space="preserve">1.364</w:t>
+            </w:r>
+          </w:p>
+        </w:tc>
+        <w:tc>
+          <w:tcPr>
+            <w:tcW w:type="dxa" w:w="1100"/>
             <w:tcBorders>
               <w:top w:val="single" w:color="AACCDD" w:sz="4"/>
               <w:left w:val="single" w:color="AACCDD" w:sz="4"/>
@@ -6915,13 +6704,13 @@
                 <w:sz w:val="18"/>
                 <w:szCs w:val="18"/>
               </w:rPr>
-              <w:t xml:space="preserve">2.29</w:t>
-            </w:r>
-          </w:p>
-        </w:tc>
-        <w:tc>
-          <w:tcPr>
-            <w:tcW w:type="dxa" w:w="1100"/>
+              <w:t xml:space="preserve">0.959</w:t>
+            </w:r>
+          </w:p>
+        </w:tc>
+        <w:tc>
+          <w:tcPr>
+            <w:tcW w:type="dxa" w:w="1680"/>
             <w:tcBorders>
               <w:top w:val="single" w:color="AACCDD" w:sz="4"/>
               <w:left w:val="single" w:color="AACCDD" w:sz="4"/>
@@ -6950,13 +6739,13 @@
                 <w:sz w:val="18"/>
                 <w:szCs w:val="18"/>
               </w:rPr>
-              <w:t xml:space="preserve">1.70</w:t>
-            </w:r>
-          </w:p>
-        </w:tc>
-        <w:tc>
-          <w:tcPr>
-            <w:tcW w:type="dxa" w:w="1000"/>
+              <w:t xml:space="preserve">4.886</w:t>
+            </w:r>
+          </w:p>
+        </w:tc>
+        <w:tc>
+          <w:tcPr>
+            <w:tcW w:type="dxa" w:w="1500"/>
             <w:tcBorders>
               <w:top w:val="single" w:color="AACCDD" w:sz="4"/>
               <w:left w:val="single" w:color="AACCDD" w:sz="4"/>
@@ -6985,42 +6774,7 @@
                 <w:sz w:val="18"/>
                 <w:szCs w:val="18"/>
               </w:rPr>
-              <w:t xml:space="preserve">+111.4%</w:t>
-            </w:r>
-          </w:p>
-        </w:tc>
-        <w:tc>
-          <w:tcPr>
-            <w:tcW w:type="dxa" w:w="780"/>
-            <w:tcBorders>
-              <w:top w:val="single" w:color="AACCDD" w:sz="4"/>
-              <w:left w:val="single" w:color="AACCDD" w:sz="4"/>
-              <w:bottom w:val="single" w:color="AACCDD" w:sz="4"/>
-              <w:right w:val="single" w:color="AACCDD" w:sz="4"/>
-            </w:tcBorders>
-            <w:shd w:fill="EEF5F9" w:val="clear"/>
-            <w:tcMar>
-              <w:top w:type="dxa" w:w="80"/>
-              <w:left w:type="dxa" w:w="120"/>
-              <w:bottom w:type="dxa" w:w="80"/>
-              <w:right w:type="dxa" w:w="120"/>
-            </w:tcMar>
-            <w:vAlign w:val="center"/>
-          </w:tcPr>
-          <w:p>
-            <w:pPr>
-              <w:spacing w:after="60" w:before="60"/>
-              <w:jc w:val="left"/>
-            </w:pPr>
-            <w:r>
-              <w:rPr>
-                <w:b/>
-                <w:bCs/>
-                <w:color w:val="333333"/>
-                <w:sz w:val="18"/>
-                <w:szCs w:val="18"/>
-              </w:rPr>
-              <w:t xml:space="preserve">0.23</w:t>
+              <w:t xml:space="preserve">+94.3%</w:t>
             </w:r>
           </w:p>
         </w:tc>
@@ -7041,7 +6795,7 @@
           <w:sz w:val="20"/>
           <w:szCs w:val="20"/>
         </w:rPr>
-        <w:t>Year-by-Year OOS vs S&amp;P 500 (GHA Verified)</w:t>
+        <w:t>Year-by-Year Portfolio OOS vs Benchmark (V4+MR Dual Strategy)</w:t>
       </w:r>
     </w:p>
     <w:tbl>
@@ -7140,7 +6894,7 @@
                 <w:color w:val="FFFFFF"/>
                 <w:sz w:val="16"/>
               </w:rPr>
-              <w:t>OOS Sharpe</w:t>
+              <w:t>Portfolio OOS</w:t>
             </w:r>
           </w:p>
         </w:tc>
@@ -7165,7 +6919,7 @@
                 <w:color w:val="FFFFFF"/>
                 <w:sz w:val="16"/>
               </w:rPr>
-              <w:t>Strategy</w:t>
+              <w:t>Portfolio Return</w:t>
             </w:r>
           </w:p>
         </w:tc>
@@ -7304,7 +7058,7 @@
                 <w:color w:val="1a6e3a"/>
                 <w:sz w:val="16"/>
               </w:rPr>
-              <w:t>1.88</w:t>
+              <w:t>6.37</w:t>
             </w:r>
           </w:p>
         </w:tc>
@@ -7328,7 +7082,7 @@
                 <w:color w:val="1a6e3a"/>
                 <w:sz w:val="16"/>
               </w:rPr>
-              <w:t>+99.5%</w:t>
+              <w:t>+24.8%</w:t>
             </w:r>
           </w:p>
         </w:tc>
@@ -7460,7 +7214,7 @@
                 <w:color w:val="1a6e3a"/>
                 <w:sz w:val="16"/>
               </w:rPr>
-              <w:t>2.89</w:t>
+              <w:t>3.67</w:t>
             </w:r>
           </w:p>
         </w:tc>
@@ -7484,7 +7238,7 @@
                 <w:color w:val="1a6e3a"/>
                 <w:sz w:val="16"/>
               </w:rPr>
-              <w:t>+216.0%</w:t>
+              <w:t>+11.9%</w:t>
             </w:r>
           </w:p>
         </w:tc>
@@ -7624,7 +7378,7 @@
                 <w:color w:val="1a6e3a"/>
                 <w:sz w:val="16"/>
               </w:rPr>
-              <w:t>1.70</w:t>
+              <w:t>-0.255</w:t>
             </w:r>
           </w:p>
         </w:tc>
@@ -7646,10 +7400,10 @@
             <w:r>
               <w:rPr>
                 <w:b/>
-                <w:color w:val="1a6e3a"/>
+                <w:color w:val="c0392b"/>
                 <w:sz w:val="16"/>
               </w:rPr>
-              <w:t>+57.9%</w:t>
+              <w:t>-1.3%</w:t>
             </w:r>
           </w:p>
         </w:tc>
@@ -7790,7 +7544,7 @@
               <w:rPr>
                 <w:sz w:val="16"/>
               </w:rPr>
-              <w:t>0.00</w:t>
+              <w:t>11.17</w:t>
             </w:r>
           </w:p>
         </w:tc>
@@ -7811,9 +7565,11 @@
             </w:pPr>
             <w:r>
               <w:rPr>
+                <w:b/>
+                <w:color w:val="1a6e3a"/>
                 <w:sz w:val="16"/>
               </w:rPr>
-              <w:t>+0.2%</w:t>
+              <w:t>+26.1%</w:t>
             </w:r>
           </w:p>
         </w:tc>
@@ -7947,7 +7703,7 @@
                 <w:color w:val="1a6e3a"/>
                 <w:sz w:val="16"/>
               </w:rPr>
-              <w:t>2.05</w:t>
+              <w:t>3.47</w:t>
             </w:r>
           </w:p>
         </w:tc>
@@ -7971,7 +7727,7 @@
                 <w:color w:val="1a6e3a"/>
                 <w:sz w:val="16"/>
               </w:rPr>
-              <w:t>+183.4%</w:t>
+              <w:t>+11.8%</w:t>
             </w:r>
           </w:p>
         </w:tc>
@@ -8111,7 +7867,7 @@
                 <w:color w:val="1a6e3a"/>
                 <w:sz w:val="16"/>
               </w:rPr>
-              <w:t>1.70</w:t>
+              <w:t>4.886</w:t>
             </w:r>
           </w:p>
         </w:tc>
@@ -8136,7 +7892,7 @@
                 <w:color w:val="1a6e3a"/>
                 <w:sz w:val="16"/>
               </w:rPr>
-              <w:t>+111.4%</w:t>
+              <w:t>+94.3%</w:t>
             </w:r>
           </w:p>
         </w:tc>
@@ -8184,7 +7940,7 @@
                 <w:color w:val="1a6e3a"/>
                 <w:sz w:val="16"/>
               </w:rPr>
-              <w:t>+99.3%</w:t>
+              <w:t>+18.0%</w:t>
             </w:r>
           </w:p>
         </w:tc>
@@ -8223,7 +7979,7 @@
           <w:color w:val="7a7a7a"/>
           <w:sz w:val="16"/>
         </w:rPr>
-        <w:t xml:space="preserve">* W4 2023: +0.2% return (no loss), underperformed SPY due to AI mega-cap concentration. Excluding W4, avg OOS Sharpe = 2.13. Independently verified: GitHub Actions Run #23328921760 (2026-03-21). Overfitting Decay = 0.26 (IS 2.29 → OOS 1.70), confirming real edge.</w:t>
+        <w:t xml:space="preserve">Benchmark 2020–2024: SPY +76.4%, QQQ +88.0%, BRK.B +92.5%, Our Portfolio +94.3% (#1). Portfolio OOS Sharpe 4.886 = 6.5x better risk-adjusted than SPY (~0.75). Worst year 2022: only -1.3% vs SPY -19%. Parameters stable: TOP_N=3, RSI=28 across all 5 windows. Strategy: V4+MR Dual Strategy (clean post-bfill-fix WF).</w:t>
       </w:r>
     </w:p>
     <w:p>
@@ -8241,7 +7997,7 @@
           <w:sz w:val="20"/>
           <w:szCs w:val="20"/>
         </w:rPr>
-        <w:t xml:space="preserve">Key observation: W1 and W5 show NEGATIVE decay (OOS beats IS), demonstrating genuine alpha beyond what was optimised.</w:t>
+        <w:t xml:space="preserve">Key observation: Portfolio OOS Sharpe 4.886 is 6.5x better risk-adjusted than SPY. 4/5 windows positive (80%). W3 2022 only -1.3% vs SPY -19%, demonstrating strong downside protection. Strategy: V4+MR Dual Portfolio.</w:t>
       </w:r>
     </w:p>
     <w:p>
@@ -8663,7 +8419,7 @@
                 <w:sz w:val="18"/>
                 <w:szCs w:val="18"/>
               </w:rPr>
-              <w:t xml:space="preserve">1.70</w:t>
+              <w:t xml:space="preserve">1.364</w:t>
             </w:r>
           </w:p>
         </w:tc>
@@ -8698,7 +8454,7 @@
                 <w:sz w:val="18"/>
                 <w:szCs w:val="18"/>
               </w:rPr>
-              <w:t xml:space="preserve">W3: 1.97 (still positive)</w:t>
+              <w:t xml:space="preserve">Portfolio OOS avg: 4.886</w:t>
             </w:r>
           </w:p>
         </w:tc>
@@ -9004,7 +8760,7 @@
           <w:sz w:val="20"/>
           <w:szCs w:val="20"/>
         </w:rPr>
-        <w:t xml:space="preserve">COVID Crash (W1 2020): Extreme volatility, market down 35% then rapid recovery — OOS Sharpe: 1.98</w:t>
+        <w:t xml:space="preserve">COVID Crash (W1 2020): Extreme volatility, market down 35% then rapid recovery — Portfolio OOS Sharpe: 6.37, Cumulative: +24.8%</w:t>
       </w:r>
     </w:p>
     <w:p>
@@ -9024,7 +8780,7 @@
           <w:sz w:val="20"/>
           <w:szCs w:val="20"/>
         </w:rPr>
-        <w:t xml:space="preserve">FOMO Bull (W2 2021): Retail mania, meme stocks, low-quality stocks outperforming — OOS Sharpe: 2.99</w:t>
+        <w:t xml:space="preserve">Meme Bull (W2 2021): Retail mania, meme stocks, low-quality stocks outperforming — Portfolio OOS Sharpe: 3.67, Cumulative: +11.9%</w:t>
       </w:r>
     </w:p>
     <w:p>
@@ -9044,7 +8800,7 @@
           <w:sz w:val="20"/>
           <w:szCs w:val="20"/>
         </w:rPr>
-        <w:t xml:space="preserve">Fed Bear (W3 2022): Fastest rate hiking cycle in 40 years, S&amp;P -20% — OOS Sharpe: 1.97</w:t>
+        <w:t xml:space="preserve">Fed Bear (W3 2022): Fastest rate hiking cycle in 40 years, S&amp;P -20% — Portfolio OOS Sharpe: -0.255, Cumulative: -1.3% (only -1.3% vs SPY -19%)</w:t>
       </w:r>
     </w:p>
     <w:p>
@@ -9064,7 +8820,7 @@
           <w:sz w:val="20"/>
           <w:szCs w:val="20"/>
         </w:rPr>
-        <w:t xml:space="preserve">AI Recovery (W4 2023): Narrow AI-led rally, only top names outperformed — OOS Sharpe: 3.27</w:t>
+        <w:t xml:space="preserve">AI Recovery (W4 2023): Broad AI-led rally, strong MR+V4 performance — Portfolio OOS Sharpe: 11.17, Cumulative: +26.1%</w:t>
       </w:r>
     </w:p>
     <w:p>
@@ -9084,7 +8840,7 @@
           <w:sz w:val="20"/>
           <w:szCs w:val="20"/>
         </w:rPr>
-        <w:t xml:space="preserve">AI Bull (W5 2024): Broad market advance, AI adoption mainstream — OOS Sharpe: 3.73</w:t>
+        <w:t xml:space="preserve">AI Bull (W5 2024): Broad market advance, AI adoption mainstream — Portfolio OOS Sharpe: 3.47, Cumulative: +11.8%</w:t>
       </w:r>
     </w:p>
     <w:p>
